--- a/fuentes/CFA1_73311548_DU.docx
+++ b/fuentes/CFA1_73311548_DU.docx
@@ -515,7 +515,7 @@
           <w:r>
             <w:fldChar w:fldCharType="separate"/>
           </w:r>
-          <w:hyperlink w:anchor="_Toc210379721" w:history="1">
+          <w:hyperlink w:anchor="_Toc212556943" w:history="1">
             <w:r>
               <w:rPr>
                 <w:rStyle w:val="Hipervnculo"/>
@@ -542,7 +542,7 @@
                 <w:noProof/>
                 <w:webHidden/>
               </w:rPr>
-              <w:instrText xml:space="preserve"> PAGEREF _Toc210379721 \h </w:instrText>
+              <w:instrText xml:space="preserve"> PAGEREF _Toc212556943 \h </w:instrText>
             </w:r>
             <w:r>
               <w:rPr>
@@ -589,7 +589,7 @@
               <w14:ligatures w14:val="none"/>
             </w:rPr>
           </w:pPr>
-          <w:hyperlink w:anchor="_Toc210379722" w:history="1">
+          <w:hyperlink w:anchor="_Toc212556944" w:history="1">
             <w:r>
               <w:rPr>
                 <w:rStyle w:val="Hipervnculo"/>
@@ -634,7 +634,7 @@
                 <w:noProof/>
                 <w:webHidden/>
               </w:rPr>
-              <w:instrText xml:space="preserve"> PAGEREF _Toc210379722 \h </w:instrText>
+              <w:instrText xml:space="preserve"> PAGEREF _Toc212556944 \h </w:instrText>
             </w:r>
             <w:r>
               <w:rPr>
@@ -677,7 +677,7 @@
               <w14:ligatures w14:val="none"/>
             </w:rPr>
           </w:pPr>
-          <w:hyperlink w:anchor="_Toc210379723" w:history="1">
+          <w:hyperlink w:anchor="_Toc212556945" w:history="1">
             <w:r>
               <w:rPr>
                 <w:rStyle w:val="Hipervnculo"/>
@@ -722,7 +722,7 @@
                 <w:noProof/>
                 <w:webHidden/>
               </w:rPr>
-              <w:instrText xml:space="preserve"> PAGEREF _Toc210379723 \h </w:instrText>
+              <w:instrText xml:space="preserve"> PAGEREF _Toc212556945 \h </w:instrText>
             </w:r>
             <w:r>
               <w:rPr>
@@ -769,7 +769,7 @@
               <w14:ligatures w14:val="none"/>
             </w:rPr>
           </w:pPr>
-          <w:hyperlink w:anchor="_Toc210379724" w:history="1">
+          <w:hyperlink w:anchor="_Toc212556946" w:history="1">
             <w:r>
               <w:rPr>
                 <w:rStyle w:val="Hipervnculo"/>
@@ -814,7 +814,7 @@
                 <w:noProof/>
                 <w:webHidden/>
               </w:rPr>
-              <w:instrText xml:space="preserve"> PAGEREF _Toc210379724 \h </w:instrText>
+              <w:instrText xml:space="preserve"> PAGEREF _Toc212556946 \h </w:instrText>
             </w:r>
             <w:r>
               <w:rPr>
@@ -861,7 +861,7 @@
               <w14:ligatures w14:val="none"/>
             </w:rPr>
           </w:pPr>
-          <w:hyperlink w:anchor="_Toc210379725" w:history="1">
+          <w:hyperlink w:anchor="_Toc212556947" w:history="1">
             <w:r>
               <w:rPr>
                 <w:rStyle w:val="Hipervnculo"/>
@@ -906,7 +906,7 @@
                 <w:noProof/>
                 <w:webHidden/>
               </w:rPr>
-              <w:instrText xml:space="preserve"> PAGEREF _Toc210379725 \h </w:instrText>
+              <w:instrText xml:space="preserve"> PAGEREF _Toc212556947 \h </w:instrText>
             </w:r>
             <w:r>
               <w:rPr>
@@ -953,7 +953,7 @@
               <w14:ligatures w14:val="none"/>
             </w:rPr>
           </w:pPr>
-          <w:hyperlink w:anchor="_Toc210379726" w:history="1">
+          <w:hyperlink w:anchor="_Toc212556948" w:history="1">
             <w:r>
               <w:rPr>
                 <w:rStyle w:val="Hipervnculo"/>
@@ -998,7 +998,7 @@
                 <w:noProof/>
                 <w:webHidden/>
               </w:rPr>
-              <w:instrText xml:space="preserve"> PAGEREF _Toc210379726 \h </w:instrText>
+              <w:instrText xml:space="preserve"> PAGEREF _Toc212556948 \h </w:instrText>
             </w:r>
             <w:r>
               <w:rPr>
@@ -1045,7 +1045,7 @@
               <w14:ligatures w14:val="none"/>
             </w:rPr>
           </w:pPr>
-          <w:hyperlink w:anchor="_Toc210379727" w:history="1">
+          <w:hyperlink w:anchor="_Toc212556949" w:history="1">
             <w:r>
               <w:rPr>
                 <w:rStyle w:val="Hipervnculo"/>
@@ -1090,7 +1090,7 @@
                 <w:noProof/>
                 <w:webHidden/>
               </w:rPr>
-              <w:instrText xml:space="preserve"> PAGEREF _Toc210379727 \h </w:instrText>
+              <w:instrText xml:space="preserve"> PAGEREF _Toc212556949 \h </w:instrText>
             </w:r>
             <w:r>
               <w:rPr>
@@ -1137,7 +1137,7 @@
               <w14:ligatures w14:val="none"/>
             </w:rPr>
           </w:pPr>
-          <w:hyperlink w:anchor="_Toc210379728" w:history="1">
+          <w:hyperlink w:anchor="_Toc212556950" w:history="1">
             <w:r>
               <w:rPr>
                 <w:rStyle w:val="Hipervnculo"/>
@@ -1182,7 +1182,7 @@
                 <w:noProof/>
                 <w:webHidden/>
               </w:rPr>
-              <w:instrText xml:space="preserve"> PAGEREF _Toc210379728 \h </w:instrText>
+              <w:instrText xml:space="preserve"> PAGEREF _Toc212556950 \h </w:instrText>
             </w:r>
             <w:r>
               <w:rPr>
@@ -1225,7 +1225,7 @@
               <w14:ligatures w14:val="none"/>
             </w:rPr>
           </w:pPr>
-          <w:hyperlink w:anchor="_Toc210379734" w:history="1">
+          <w:hyperlink w:anchor="_Toc212556956" w:history="1">
             <w:r>
               <w:rPr>
                 <w:rStyle w:val="Hipervnculo"/>
@@ -1270,7 +1270,7 @@
                 <w:noProof/>
                 <w:webHidden/>
               </w:rPr>
-              <w:instrText xml:space="preserve"> PAGEREF _Toc210379734 \h </w:instrText>
+              <w:instrText xml:space="preserve"> PAGEREF _Toc212556956 \h </w:instrText>
             </w:r>
             <w:r>
               <w:rPr>
@@ -1313,7 +1313,7 @@
               <w14:ligatures w14:val="none"/>
             </w:rPr>
           </w:pPr>
-          <w:hyperlink w:anchor="_Toc210379735" w:history="1">
+          <w:hyperlink w:anchor="_Toc212556957" w:history="1">
             <w:r>
               <w:rPr>
                 <w:rStyle w:val="Hipervnculo"/>
@@ -1358,7 +1358,7 @@
                 <w:noProof/>
                 <w:webHidden/>
               </w:rPr>
-              <w:instrText xml:space="preserve"> PAGEREF _Toc210379735 \h </w:instrText>
+              <w:instrText xml:space="preserve"> PAGEREF _Toc212556957 \h </w:instrText>
             </w:r>
             <w:r>
               <w:rPr>
@@ -1401,7 +1401,7 @@
               <w14:ligatures w14:val="none"/>
             </w:rPr>
           </w:pPr>
-          <w:hyperlink w:anchor="_Toc210379736" w:history="1">
+          <w:hyperlink w:anchor="_Toc212556958" w:history="1">
             <w:r>
               <w:rPr>
                 <w:rStyle w:val="Hipervnculo"/>
@@ -1446,7 +1446,7 @@
                 <w:noProof/>
                 <w:webHidden/>
               </w:rPr>
-              <w:instrText xml:space="preserve"> PAGEREF _Toc210379736 \h </w:instrText>
+              <w:instrText xml:space="preserve"> PAGEREF _Toc212556958 \h </w:instrText>
             </w:r>
             <w:r>
               <w:rPr>
@@ -1489,7 +1489,7 @@
               <w14:ligatures w14:val="none"/>
             </w:rPr>
           </w:pPr>
-          <w:hyperlink w:anchor="_Toc210379737" w:history="1">
+          <w:hyperlink w:anchor="_Toc212556959" w:history="1">
             <w:r>
               <w:rPr>
                 <w:rStyle w:val="Hipervnculo"/>
@@ -1534,7 +1534,7 @@
                 <w:noProof/>
                 <w:webHidden/>
               </w:rPr>
-              <w:instrText xml:space="preserve"> PAGEREF _Toc210379737 \h </w:instrText>
+              <w:instrText xml:space="preserve"> PAGEREF _Toc212556959 \h </w:instrText>
             </w:r>
             <w:r>
               <w:rPr>
@@ -1577,7 +1577,7 @@
               <w14:ligatures w14:val="none"/>
             </w:rPr>
           </w:pPr>
-          <w:hyperlink w:anchor="_Toc210379738" w:history="1">
+          <w:hyperlink w:anchor="_Toc212556960" w:history="1">
             <w:r>
               <w:rPr>
                 <w:rStyle w:val="Hipervnculo"/>
@@ -1622,7 +1622,7 @@
                 <w:noProof/>
                 <w:webHidden/>
               </w:rPr>
-              <w:instrText xml:space="preserve"> PAGEREF _Toc210379738 \h </w:instrText>
+              <w:instrText xml:space="preserve"> PAGEREF _Toc212556960 \h </w:instrText>
             </w:r>
             <w:r>
               <w:rPr>
@@ -1669,7 +1669,7 @@
               <w14:ligatures w14:val="none"/>
             </w:rPr>
           </w:pPr>
-          <w:hyperlink w:anchor="_Toc210379739" w:history="1">
+          <w:hyperlink w:anchor="_Toc212556961" w:history="1">
             <w:r>
               <w:rPr>
                 <w:rStyle w:val="Hipervnculo"/>
@@ -1714,7 +1714,7 @@
                 <w:noProof/>
                 <w:webHidden/>
               </w:rPr>
-              <w:instrText xml:space="preserve"> PAGEREF _Toc210379739 \h </w:instrText>
+              <w:instrText xml:space="preserve"> PAGEREF _Toc212556961 \h </w:instrText>
             </w:r>
             <w:r>
               <w:rPr>
@@ -1761,7 +1761,7 @@
               <w14:ligatures w14:val="none"/>
             </w:rPr>
           </w:pPr>
-          <w:hyperlink w:anchor="_Toc210379740" w:history="1">
+          <w:hyperlink w:anchor="_Toc212556962" w:history="1">
             <w:r>
               <w:rPr>
                 <w:rStyle w:val="Hipervnculo"/>
@@ -1806,7 +1806,7 @@
                 <w:noProof/>
                 <w:webHidden/>
               </w:rPr>
-              <w:instrText xml:space="preserve"> PAGEREF _Toc210379740 \h </w:instrText>
+              <w:instrText xml:space="preserve"> PAGEREF _Toc212556962 \h </w:instrText>
             </w:r>
             <w:r>
               <w:rPr>
@@ -1852,7 +1852,7 @@
               <w14:ligatures w14:val="none"/>
             </w:rPr>
           </w:pPr>
-          <w:hyperlink w:anchor="_Toc210379741" w:history="1">
+          <w:hyperlink w:anchor="_Toc212556963" w:history="1">
             <w:r>
               <w:rPr>
                 <w:rStyle w:val="Hipervnculo"/>
@@ -1879,7 +1879,7 @@
                 <w:noProof/>
                 <w:webHidden/>
               </w:rPr>
-              <w:instrText xml:space="preserve"> PAGEREF _Toc210379741 \h </w:instrText>
+              <w:instrText xml:space="preserve"> PAGEREF _Toc212556963 \h </w:instrText>
             </w:r>
             <w:r>
               <w:rPr>
@@ -1925,7 +1925,7 @@
               <w14:ligatures w14:val="none"/>
             </w:rPr>
           </w:pPr>
-          <w:hyperlink w:anchor="_Toc210379742" w:history="1">
+          <w:hyperlink w:anchor="_Toc212556964" w:history="1">
             <w:r>
               <w:rPr>
                 <w:rStyle w:val="Hipervnculo"/>
@@ -1952,7 +1952,7 @@
                 <w:noProof/>
                 <w:webHidden/>
               </w:rPr>
-              <w:instrText xml:space="preserve"> PAGEREF _Toc210379742 \h </w:instrText>
+              <w:instrText xml:space="preserve"> PAGEREF _Toc212556964 \h </w:instrText>
             </w:r>
             <w:r>
               <w:rPr>
@@ -1998,7 +1998,7 @@
               <w14:ligatures w14:val="none"/>
             </w:rPr>
           </w:pPr>
-          <w:hyperlink w:anchor="_Toc210379743" w:history="1">
+          <w:hyperlink w:anchor="_Toc212556965" w:history="1">
             <w:r>
               <w:rPr>
                 <w:rStyle w:val="Hipervnculo"/>
@@ -2025,7 +2025,7 @@
                 <w:noProof/>
                 <w:webHidden/>
               </w:rPr>
-              <w:instrText xml:space="preserve"> PAGEREF _Toc210379743 \h </w:instrText>
+              <w:instrText xml:space="preserve"> PAGEREF _Toc212556965 \h </w:instrText>
             </w:r>
             <w:r>
               <w:rPr>
@@ -2071,7 +2071,7 @@
               <w14:ligatures w14:val="none"/>
             </w:rPr>
           </w:pPr>
-          <w:hyperlink w:anchor="_Toc210379744" w:history="1">
+          <w:hyperlink w:anchor="_Toc212556966" w:history="1">
             <w:r>
               <w:rPr>
                 <w:rStyle w:val="Hipervnculo"/>
@@ -2098,7 +2098,7 @@
                 <w:noProof/>
                 <w:webHidden/>
               </w:rPr>
-              <w:instrText xml:space="preserve"> PAGEREF _Toc210379744 \h </w:instrText>
+              <w:instrText xml:space="preserve"> PAGEREF _Toc212556966 \h </w:instrText>
             </w:r>
             <w:r>
               <w:rPr>
@@ -2144,7 +2144,7 @@
               <w14:ligatures w14:val="none"/>
             </w:rPr>
           </w:pPr>
-          <w:hyperlink w:anchor="_Toc210379745" w:history="1">
+          <w:hyperlink w:anchor="_Toc212556967" w:history="1">
             <w:r>
               <w:rPr>
                 <w:rStyle w:val="Hipervnculo"/>
@@ -2171,7 +2171,7 @@
                 <w:noProof/>
                 <w:webHidden/>
               </w:rPr>
-              <w:instrText xml:space="preserve"> PAGEREF _Toc210379745 \h </w:instrText>
+              <w:instrText xml:space="preserve"> PAGEREF _Toc212556967 \h </w:instrText>
             </w:r>
             <w:r>
               <w:rPr>
@@ -2191,7 +2191,7 @@
                 <w:noProof/>
                 <w:webHidden/>
               </w:rPr>
-              <w:t>40</w:t>
+              <w:t>39</w:t>
             </w:r>
             <w:r>
               <w:rPr>
@@ -2236,7 +2236,7 @@
       <w:pPr>
         <w:pStyle w:val="Titulosgenerales"/>
       </w:pPr>
-      <w:bookmarkStart w:id="0" w:name="_Toc210379721"/>
+      <w:bookmarkStart w:id="0" w:name="_Toc212556943"/>
       <w:r>
         <w:lastRenderedPageBreak/>
         <w:t>Introducción</w:t>
@@ -2248,16 +2248,28 @@
         <w:t xml:space="preserve">El componente formativo </w:t>
       </w:r>
       <w:r>
-        <w:t>“G</w:t>
-      </w:r>
-      <w:r>
-        <w:t>eneralidades de las prácticas agrícolas para el cultivo del plátano</w:t>
-      </w:r>
-      <w:r>
-        <w:t>”</w:t>
-      </w:r>
-      <w:r>
-        <w:t>, se enfoca en orientar al aprendiz en la producción limpia del plátano implementando Buenas Prácticas Agrícolas (BPA), con el fin de adquirir los conocimientos necesarios sobre el funcionamiento y lineamientos que le permitirá desde un comienzo iniciar un sistema de producción platanero con las bases de planeación y control aplicado a las BPA, que garanticen la calidad e inocuidad del dicho producto.</w:t>
+        <w:t>g</w:t>
+      </w:r>
+      <w:r>
+        <w:t xml:space="preserve">eneralidades de las prácticas agrícolas para el cultivo del plátano, se enfoca en orientar al aprendiz en la producción limpia del plátano implementando </w:t>
+      </w:r>
+      <w:r>
+        <w:t>b</w:t>
+      </w:r>
+      <w:r>
+        <w:t xml:space="preserve">uenas </w:t>
+      </w:r>
+      <w:r>
+        <w:t>p</w:t>
+      </w:r>
+      <w:r>
+        <w:t xml:space="preserve">rácticas </w:t>
+      </w:r>
+      <w:r>
+        <w:t>a</w:t>
+      </w:r>
+      <w:r>
+        <w:t>grícolas (BPA), con el fin de adquirir los conocimientos necesarios sobre el funcionamiento y lineamientos que le permitirá desde un comienzo iniciar un sistema de producción platanero con las bases de planeación y control aplicado a las BPA, que garanticen la calidad e inocuidad del dicho producto.</w:t>
       </w:r>
       <w:r>
         <w:t xml:space="preserve"> </w:t>
@@ -2292,22 +2304,22 @@
           <w:noProof/>
         </w:rPr>
         <w:drawing>
-          <wp:anchor distT="0" distB="0" distL="114300" distR="114300" simplePos="0" relativeHeight="251664384" behindDoc="1" locked="0" layoutInCell="1" allowOverlap="1" wp14:anchorId="17FCCE14" wp14:editId="08DA362C">
+          <wp:anchor distT="0" distB="0" distL="114300" distR="114300" simplePos="0" relativeHeight="251664384" behindDoc="1" locked="0" layoutInCell="1" allowOverlap="1" wp14:anchorId="17FCCE14" wp14:editId="726307D4">
             <wp:simplePos x="0" y="0"/>
             <wp:positionH relativeFrom="column">
-              <wp:posOffset>610999</wp:posOffset>
+              <wp:posOffset>608965</wp:posOffset>
             </wp:positionH>
             <wp:positionV relativeFrom="paragraph">
-              <wp:posOffset>22683</wp:posOffset>
+              <wp:posOffset>20955</wp:posOffset>
             </wp:positionV>
-            <wp:extent cx="5159375" cy="2903220"/>
-            <wp:effectExtent l="0" t="0" r="0" b="5080"/>
+            <wp:extent cx="4869180" cy="2740025"/>
+            <wp:effectExtent l="0" t="0" r="7620" b="3175"/>
             <wp:wrapTight wrapText="bothSides">
               <wp:wrapPolygon edited="0">
                 <wp:start x="0" y="0"/>
-                <wp:lineTo x="0" y="21543"/>
-                <wp:lineTo x="21534" y="21543"/>
-                <wp:lineTo x="21534" y="0"/>
+                <wp:lineTo x="0" y="21475"/>
+                <wp:lineTo x="21549" y="21475"/>
+                <wp:lineTo x="21549" y="0"/>
                 <wp:lineTo x="0" y="0"/>
               </wp:wrapPolygon>
             </wp:wrapTight>
@@ -2352,7 +2364,7 @@
                   <pic:spPr bwMode="auto">
                     <a:xfrm>
                       <a:off x="0" y="0"/>
-                      <a:ext cx="5159375" cy="2903220"/>
+                      <a:ext cx="4869180" cy="2740025"/>
                     </a:xfrm>
                     <a:prstGeom prst="rect">
                       <a:avLst/>
@@ -2434,6 +2446,13 @@
           <w:lang w:val="es-419"/>
         </w:rPr>
       </w:pPr>
+      <w:r>
+        <w:rPr>
+          <w:b/>
+          <w:lang w:val="es-419"/>
+        </w:rPr>
+        <w:t xml:space="preserve">  </w:t>
+      </w:r>
     </w:p>
     <w:p>
       <w:pPr>
@@ -2444,6 +2463,49 @@
           <w:lang w:val="es-419"/>
         </w:rPr>
       </w:pPr>
+      <w:r>
+        <w:rPr>
+          <w:b/>
+          <w:lang w:val="es-419"/>
+        </w:rPr>
+        <w:t xml:space="preserve">          </w:t>
+      </w:r>
+    </w:p>
+    <w:p>
+      <w:pPr>
+        <w:ind w:firstLine="708"/>
+        <w:rPr>
+          <w:bCs/>
+          <w:sz w:val="24"/>
+          <w:szCs w:val="24"/>
+          <w:lang w:val="es-419"/>
+        </w:rPr>
+      </w:pPr>
+      <w:r>
+        <w:rPr>
+          <w:b/>
+          <w:lang w:val="es-419"/>
+        </w:rPr>
+        <w:t xml:space="preserve">    </w:t>
+      </w:r>
+      <w:r>
+        <w:rPr>
+          <w:b/>
+          <w:sz w:val="24"/>
+          <w:szCs w:val="24"/>
+          <w:lang w:val="es-419"/>
+        </w:rPr>
+        <w:t>Fuente</w:t>
+      </w:r>
+      <w:r>
+        <w:rPr>
+          <w:bCs/>
+          <w:sz w:val="24"/>
+          <w:szCs w:val="24"/>
+          <w:lang w:val="es-419"/>
+        </w:rPr>
+        <w:t>: SENA, 2025.</w:t>
+      </w:r>
     </w:p>
     <w:p>
       <w:pPr>
@@ -2468,12 +2530,6 @@
           <w:lang w:val="es-419"/>
         </w:rPr>
         <w:instrText xml:space="preserve"> HYPERLINK "https://www.youtube.com/watch?v=sFjg8f_ehb0" </w:instrText>
-      </w:r>
-      <w:r>
-        <w:rPr>
-          <w:b/>
-          <w:lang w:val="es-419"/>
-        </w:rPr>
       </w:r>
       <w:r>
         <w:rPr>
@@ -2603,7 +2659,19 @@
               <w:rPr>
                 <w:lang w:val="es-419"/>
               </w:rPr>
-              <w:t xml:space="preserve"> damos la bienvenida al componente formativo titulado “Generalidades de las prácticas agrícolas para el cultivo del plátano”.</w:t>
+              <w:t xml:space="preserve"> damos la bienvenida al componente formativo titulado </w:t>
+            </w:r>
+            <w:r>
+              <w:rPr>
+                <w:lang w:val="es-419"/>
+              </w:rPr>
+              <w:t>g</w:t>
+            </w:r>
+            <w:r>
+              <w:rPr>
+                <w:lang w:val="es-419"/>
+              </w:rPr>
+              <w:t>eneralidades de las prácticas agrícolas para el cultivo del plátano.</w:t>
             </w:r>
           </w:p>
           <w:p>
@@ -2738,7 +2806,7 @@
       <w:pPr>
         <w:pStyle w:val="Ttulo1"/>
       </w:pPr>
-      <w:bookmarkStart w:id="1" w:name="_Toc210379722"/>
+      <w:bookmarkStart w:id="1" w:name="_Toc212556944"/>
       <w:r>
         <w:lastRenderedPageBreak/>
         <w:t xml:space="preserve">Generalidades </w:t>
@@ -2983,7 +3051,7 @@
       <w:pPr>
         <w:pStyle w:val="Ttulo2"/>
       </w:pPr>
-      <w:bookmarkStart w:id="2" w:name="_Toc210379723"/>
+      <w:bookmarkStart w:id="2" w:name="_Toc212556945"/>
       <w:r>
         <w:t>NTC 5400</w:t>
       </w:r>
@@ -3637,6 +3705,14 @@
         </w:rPr>
         <w:t>Registro de condiciones y medidas preventivas en estas etapas</w:t>
       </w:r>
+      <w:r>
+        <w:rPr>
+          <w:rFonts w:ascii="Calibri" w:hAnsi="Calibri" w:cs="Calibri"/>
+          <w:szCs w:val="28"/>
+          <w:lang w:val="es-419"/>
+        </w:rPr>
+        <w:t>.</w:t>
+      </w:r>
     </w:p>
     <w:p>
       <w:pPr>
@@ -3716,6 +3792,14 @@
         </w:rPr>
         <w:t>Sistemas que permitan rastrear el origen y manejo del producto</w:t>
       </w:r>
+      <w:r>
+        <w:rPr>
+          <w:rFonts w:ascii="Calibri" w:hAnsi="Calibri" w:cs="Calibri"/>
+          <w:szCs w:val="28"/>
+          <w:lang w:val="es-419"/>
+        </w:rPr>
+        <w:t>.</w:t>
+      </w:r>
     </w:p>
     <w:p>
       <w:pPr>
@@ -3817,6 +3901,14 @@
         </w:rPr>
         <w:t>Capacitación y salud ocupacional en el entorno productivo</w:t>
       </w:r>
+      <w:r>
+        <w:rPr>
+          <w:rFonts w:ascii="Calibri" w:hAnsi="Calibri" w:cs="Calibri"/>
+          <w:szCs w:val="28"/>
+          <w:lang w:val="es-419"/>
+        </w:rPr>
+        <w:t>.</w:t>
+      </w:r>
     </w:p>
     <w:p>
       <w:pPr>
@@ -3959,7 +4051,7 @@
       <w:pPr>
         <w:pStyle w:val="Ttulo1"/>
       </w:pPr>
-      <w:bookmarkStart w:id="3" w:name="_Toc210379724"/>
+      <w:bookmarkStart w:id="3" w:name="_Toc212556946"/>
       <w:r>
         <w:lastRenderedPageBreak/>
         <w:t>Calidad en el sector agrícola</w:t>
@@ -3989,7 +4081,43 @@
         <w:rPr>
           <w:bCs/>
         </w:rPr>
-        <w:t>En primer lugar, la calidad está estrechamente relacionada con la inocuidad alimentaria, entendida como la producción de alimentos libres de contaminantes físicos, químicos o biológicos que puedan afectar la salud. Para ello, se implementan protocolos como las Buenas Prácticas Agrícolas (BPA) y la trazabilidad, que permiten controlar y documentar cada etapa del proceso productivo.</w:t>
+        <w:t xml:space="preserve">En primer lugar, la calidad está estrechamente relacionada con la inocuidad alimentaria, entendida como la producción de alimentos libres de contaminantes físicos, químicos o biológicos que puedan afectar la salud. Para ello, se implementan protocolos como las </w:t>
+      </w:r>
+      <w:r>
+        <w:rPr>
+          <w:bCs/>
+        </w:rPr>
+        <w:t>b</w:t>
+      </w:r>
+      <w:r>
+        <w:rPr>
+          <w:bCs/>
+        </w:rPr>
+        <w:t xml:space="preserve">uenas </w:t>
+      </w:r>
+      <w:r>
+        <w:rPr>
+          <w:bCs/>
+        </w:rPr>
+        <w:t>p</w:t>
+      </w:r>
+      <w:r>
+        <w:rPr>
+          <w:bCs/>
+        </w:rPr>
+        <w:t xml:space="preserve">rácticas </w:t>
+      </w:r>
+      <w:r>
+        <w:rPr>
+          <w:bCs/>
+        </w:rPr>
+        <w:t>a</w:t>
+      </w:r>
+      <w:r>
+        <w:rPr>
+          <w:bCs/>
+        </w:rPr>
+        <w:t>grícolas (BPA) y la trazabilidad, que permiten controlar y documentar cada etapa del proceso productivo.</w:t>
       </w:r>
     </w:p>
     <w:p>
@@ -4162,7 +4290,43 @@
         <w:rPr>
           <w:bCs/>
         </w:rPr>
-        <w:t>G.A.P. es una norma internacional que certifica las Buenas Prácticas Agrícolas. Su objetivo es garantizar la inocuidad de los alimentos, la sostenibilidad ambiental y el bienestar de los trabajadores en la producción agrícola, pecuaria y acuícola. Esta certificación abre oportunidades en mercados internacionales, pues es exigida por muchos compradores y cadenas de distribución en el mundo.</w:t>
+        <w:t xml:space="preserve">G.A.P. es una norma internacional que certifica las </w:t>
+      </w:r>
+      <w:r>
+        <w:rPr>
+          <w:bCs/>
+        </w:rPr>
+        <w:t>b</w:t>
+      </w:r>
+      <w:r>
+        <w:rPr>
+          <w:bCs/>
+        </w:rPr>
+        <w:t xml:space="preserve">uenas </w:t>
+      </w:r>
+      <w:r>
+        <w:rPr>
+          <w:bCs/>
+        </w:rPr>
+        <w:t>p</w:t>
+      </w:r>
+      <w:r>
+        <w:rPr>
+          <w:bCs/>
+        </w:rPr>
+        <w:t xml:space="preserve">rácticas </w:t>
+      </w:r>
+      <w:r>
+        <w:rPr>
+          <w:bCs/>
+        </w:rPr>
+        <w:t>a</w:t>
+      </w:r>
+      <w:r>
+        <w:rPr>
+          <w:bCs/>
+        </w:rPr>
+        <w:t>grícolas. Su objetivo es garantizar la inocuidad de los alimentos, la sostenibilidad ambiental y el bienestar de los trabajadores en la producción agrícola, pecuaria y acuícola. Esta certificación abre oportunidades en mercados internacionales, pues es exigida por muchos compradores y cadenas de distribución en el mundo.</w:t>
       </w:r>
     </w:p>
     <w:p>
@@ -4198,7 +4362,7 @@
       <w:pPr>
         <w:pStyle w:val="Ttulo1"/>
       </w:pPr>
-      <w:bookmarkStart w:id="4" w:name="_Toc210379725"/>
+      <w:bookmarkStart w:id="4" w:name="_Toc212556947"/>
       <w:r>
         <w:lastRenderedPageBreak/>
         <w:t>Inocuidad en el plátano y protección sanitaria</w:t>
@@ -4280,7 +4444,19 @@
         <w:rPr>
           <w:lang w:val="es-419" w:eastAsia="es-CO"/>
         </w:rPr>
-        <w:t>acterias, hongos y virus que afectan tanto al cultivo como a la salud humana. Enfermedades críticas incluyen la Sigatoka negra (</w:t>
+        <w:t xml:space="preserve">acterias, hongos y virus que afectan tanto al cultivo como a la salud humana. Enfermedades críticas incluyen la </w:t>
+      </w:r>
+      <w:r>
+        <w:rPr>
+          <w:lang w:val="es-419" w:eastAsia="es-CO"/>
+        </w:rPr>
+        <w:t>s</w:t>
+      </w:r>
+      <w:r>
+        <w:rPr>
+          <w:lang w:val="es-419" w:eastAsia="es-CO"/>
+        </w:rPr>
+        <w:t>igatoka negra (</w:t>
       </w:r>
       <w:proofErr w:type="spellStart"/>
       <w:r>
@@ -4490,6 +4666,12 @@
           <w:lang w:val="es-419" w:eastAsia="es-CO"/>
         </w:rPr>
         <w:t>ombinación de prácticas culturales, biológicas y químicas para reducir la incidencia de plagas de manera sostenible</w:t>
+      </w:r>
+      <w:r>
+        <w:rPr>
+          <w:lang w:val="es-419" w:eastAsia="es-CO"/>
+        </w:rPr>
+        <w:t>.</w:t>
       </w:r>
     </w:p>
     <w:p>
@@ -4763,7 +4945,7 @@
       <w:pPr>
         <w:pStyle w:val="Ttulo1"/>
       </w:pPr>
-      <w:bookmarkStart w:id="5" w:name="_Toc210379726"/>
+      <w:bookmarkStart w:id="5" w:name="_Toc212556948"/>
       <w:r>
         <w:lastRenderedPageBreak/>
         <w:t>Ventajas y desventajas de la implementación de las BPA</w:t>
@@ -4780,7 +4962,43 @@
         <w:rPr>
           <w:lang w:val="es-419" w:eastAsia="es-CO"/>
         </w:rPr>
-        <w:t>La implementación de las Buenas Prácticas Agrícolas (BPA) representa una estrategia clave para fortalecer la inocuidad, la sostenibilidad y la competitividad en el sector agrícola. Sin embargo, aunque ofrecen múltiples beneficios en términos de calidad, acceso a mercados y protección ambiental, también implican ciertos retos y limitaciones que deben ser considerados por los productores.</w:t>
+        <w:t xml:space="preserve">La implementación de las </w:t>
+      </w:r>
+      <w:r>
+        <w:rPr>
+          <w:lang w:val="es-419" w:eastAsia="es-CO"/>
+        </w:rPr>
+        <w:t>b</w:t>
+      </w:r>
+      <w:r>
+        <w:rPr>
+          <w:lang w:val="es-419" w:eastAsia="es-CO"/>
+        </w:rPr>
+        <w:t xml:space="preserve">uenas </w:t>
+      </w:r>
+      <w:r>
+        <w:rPr>
+          <w:lang w:val="es-419" w:eastAsia="es-CO"/>
+        </w:rPr>
+        <w:t>p</w:t>
+      </w:r>
+      <w:r>
+        <w:rPr>
+          <w:lang w:val="es-419" w:eastAsia="es-CO"/>
+        </w:rPr>
+        <w:t xml:space="preserve">rácticas </w:t>
+      </w:r>
+      <w:r>
+        <w:rPr>
+          <w:lang w:val="es-419" w:eastAsia="es-CO"/>
+        </w:rPr>
+        <w:t>a</w:t>
+      </w:r>
+      <w:r>
+        <w:rPr>
+          <w:lang w:val="es-419" w:eastAsia="es-CO"/>
+        </w:rPr>
+        <w:t>grícolas (BPA) representa una estrategia clave para fortalecer la inocuidad, la sostenibilidad y la competitividad en el sector agrícola. Sin embargo, aunque ofrecen múltiples beneficios en términos de calidad, acceso a mercados y protección ambiental, también implican ciertos retos y limitaciones que deben ser considerados por los productores.</w:t>
       </w:r>
     </w:p>
     <w:p>
@@ -4809,7 +5027,7 @@
         <w:tblW w:w="0" w:type="auto"/>
         <w:tblLayout w:type="fixed"/>
         <w:tblLook w:val="04A0" w:firstRow="1" w:lastRow="0" w:firstColumn="1" w:lastColumn="0" w:noHBand="0" w:noVBand="1"/>
-        <w:tblCaption w:val="Ventajas y desventajas de la implementación de las BPA"/>
+        <w:tblCaption w:val="Ventajas y desventajas de las BPA"/>
         <w:tblDescription w:val="Se detalla las ventajas y desventajas."/>
       </w:tblPr>
       <w:tblGrid>
@@ -5131,7 +5349,7 @@
       <w:pPr>
         <w:pStyle w:val="Ttulo1"/>
       </w:pPr>
-      <w:bookmarkStart w:id="6" w:name="_Toc210379727"/>
+      <w:bookmarkStart w:id="6" w:name="_Toc212556949"/>
       <w:r>
         <w:lastRenderedPageBreak/>
         <w:t>Seguridad y bienestar social del trabajador</w:t>
@@ -5148,7 +5366,43 @@
         <w:rPr>
           <w:lang w:val="es-419" w:eastAsia="es-CO"/>
         </w:rPr>
-        <w:t>La seguridad y el bienestar social del trabajador agrícola constituyen un eje fundamental dentro de las Buenas Prácticas Agrícolas (BPA) y de la gestión sostenible en el cultivo del plátano. Garantizar condiciones adecuadas de salud, seguridad y desarrollo social no solo protege a la fuerza laboral, sino que también contribuye a la calidad del producto y al cumplimiento de normativas nacionales e internacionales.</w:t>
+        <w:t xml:space="preserve">La seguridad y el bienestar social del trabajador agrícola constituyen un eje fundamental dentro de las </w:t>
+      </w:r>
+      <w:r>
+        <w:rPr>
+          <w:lang w:val="es-419" w:eastAsia="es-CO"/>
+        </w:rPr>
+        <w:t>b</w:t>
+      </w:r>
+      <w:r>
+        <w:rPr>
+          <w:lang w:val="es-419" w:eastAsia="es-CO"/>
+        </w:rPr>
+        <w:t xml:space="preserve">uenas </w:t>
+      </w:r>
+      <w:r>
+        <w:rPr>
+          <w:lang w:val="es-419" w:eastAsia="es-CO"/>
+        </w:rPr>
+        <w:t>p</w:t>
+      </w:r>
+      <w:r>
+        <w:rPr>
+          <w:lang w:val="es-419" w:eastAsia="es-CO"/>
+        </w:rPr>
+        <w:t xml:space="preserve">rácticas </w:t>
+      </w:r>
+      <w:r>
+        <w:rPr>
+          <w:lang w:val="es-419" w:eastAsia="es-CO"/>
+        </w:rPr>
+        <w:t>a</w:t>
+      </w:r>
+      <w:r>
+        <w:rPr>
+          <w:lang w:val="es-419" w:eastAsia="es-CO"/>
+        </w:rPr>
+        <w:t>grícolas (BPA) y de la gestión sostenible en el cultivo del plátano. Garantizar condiciones adecuadas de salud, seguridad y desarrollo social no solo protege a la fuerza laboral, sino que también contribuye a la calidad del producto y al cumplimiento de normativas nacionales e internacionales.</w:t>
       </w:r>
     </w:p>
     <w:p>
@@ -5462,7 +5716,7 @@
       <w:pPr>
         <w:pStyle w:val="Ttulo1"/>
       </w:pPr>
-      <w:bookmarkStart w:id="7" w:name="_Toc210379728"/>
+      <w:bookmarkStart w:id="7" w:name="_Toc212556950"/>
       <w:r>
         <w:lastRenderedPageBreak/>
         <w:t>Requisitos para la implementación de las BPA</w:t>
@@ -5479,7 +5733,43 @@
         <w:rPr>
           <w:lang w:val="es-419" w:eastAsia="es-CO"/>
         </w:rPr>
-        <w:t>La implementación de las Buenas Prácticas Agrícolas (BPA) no se limita únicamente al cumplimiento de normas técnicas, sino que constituye un proceso integral que involucra aspectos productivos, ambientales, sociales y administrativos en la gestión agrícola. Estos requisitos buscan asegurar que los productos obtenidos sean inocuos, de calidad, sostenibles y competitivos en el mercado. Para ello, se deben considerar elementos clave como la adecuación y mantenimiento de instalaciones, la correcta gestión de insumos y equipos, el uso responsable del agua y del suelo, la selección adecuada de semillas y el manejo eficiente de materias primas. En conjunto, estas condiciones permiten optimizar la productividad, proteger la salud de los consumidores, garantizar la seguridad de los trabajadores y mitigar los impactos negativos sobre el medio ambiente.</w:t>
+        <w:t xml:space="preserve">La implementación de las </w:t>
+      </w:r>
+      <w:r>
+        <w:rPr>
+          <w:lang w:val="es-419" w:eastAsia="es-CO"/>
+        </w:rPr>
+        <w:t>b</w:t>
+      </w:r>
+      <w:r>
+        <w:rPr>
+          <w:lang w:val="es-419" w:eastAsia="es-CO"/>
+        </w:rPr>
+        <w:t xml:space="preserve">uenas </w:t>
+      </w:r>
+      <w:r>
+        <w:rPr>
+          <w:lang w:val="es-419" w:eastAsia="es-CO"/>
+        </w:rPr>
+        <w:t>p</w:t>
+      </w:r>
+      <w:r>
+        <w:rPr>
+          <w:lang w:val="es-419" w:eastAsia="es-CO"/>
+        </w:rPr>
+        <w:t xml:space="preserve">rácticas </w:t>
+      </w:r>
+      <w:r>
+        <w:rPr>
+          <w:lang w:val="es-419" w:eastAsia="es-CO"/>
+        </w:rPr>
+        <w:t>a</w:t>
+      </w:r>
+      <w:r>
+        <w:rPr>
+          <w:lang w:val="es-419" w:eastAsia="es-CO"/>
+        </w:rPr>
+        <w:t>grícolas (BPA) no se limita únicamente al cumplimiento de normas técnicas, sino que constituye un proceso integral que involucra aspectos productivos, ambientales, sociales y administrativos en la gestión agrícola. Estos requisitos buscan asegurar que los productos obtenidos sean inocuos, de calidad, sostenibles y competitivos en el mercado. Para ello, se deben considerar elementos clave como la adecuación y mantenimiento de instalaciones, la correcta gestión de insumos y equipos, el uso responsable del agua y del suelo, la selección adecuada de semillas y el manejo eficiente de materias primas. En conjunto, estas condiciones permiten optimizar la productividad, proteger la salud de los consumidores, garantizar la seguridad de los trabajadores y mitigar los impactos negativos sobre el medio ambiente.</w:t>
       </w:r>
     </w:p>
     <w:p>
@@ -5510,10 +5800,14 @@
       <w:bookmarkStart w:id="9" w:name="_Toc210069196"/>
       <w:bookmarkStart w:id="10" w:name="_Toc210322886"/>
       <w:bookmarkStart w:id="11" w:name="_Toc210379729"/>
+      <w:bookmarkStart w:id="12" w:name="_Toc212122725"/>
+      <w:bookmarkStart w:id="13" w:name="_Toc212556951"/>
       <w:bookmarkEnd w:id="8"/>
       <w:bookmarkEnd w:id="9"/>
       <w:bookmarkEnd w:id="10"/>
       <w:bookmarkEnd w:id="11"/>
+      <w:bookmarkEnd w:id="12"/>
+      <w:bookmarkEnd w:id="13"/>
     </w:p>
     <w:p>
       <w:pPr>
@@ -5539,14 +5833,18 @@
           <w14:ligatures w14:val="none"/>
         </w:rPr>
       </w:pPr>
-      <w:bookmarkStart w:id="12" w:name="_Toc210069172"/>
-      <w:bookmarkStart w:id="13" w:name="_Toc210069197"/>
-      <w:bookmarkStart w:id="14" w:name="_Toc210322887"/>
-      <w:bookmarkStart w:id="15" w:name="_Toc210379730"/>
-      <w:bookmarkEnd w:id="12"/>
-      <w:bookmarkEnd w:id="13"/>
+      <w:bookmarkStart w:id="14" w:name="_Toc210069172"/>
+      <w:bookmarkStart w:id="15" w:name="_Toc210069197"/>
+      <w:bookmarkStart w:id="16" w:name="_Toc210322887"/>
+      <w:bookmarkStart w:id="17" w:name="_Toc210379730"/>
+      <w:bookmarkStart w:id="18" w:name="_Toc212122726"/>
+      <w:bookmarkStart w:id="19" w:name="_Toc212556952"/>
       <w:bookmarkEnd w:id="14"/>
       <w:bookmarkEnd w:id="15"/>
+      <w:bookmarkEnd w:id="16"/>
+      <w:bookmarkEnd w:id="17"/>
+      <w:bookmarkEnd w:id="18"/>
+      <w:bookmarkEnd w:id="19"/>
     </w:p>
     <w:p>
       <w:pPr>
@@ -5572,14 +5870,18 @@
           <w14:ligatures w14:val="none"/>
         </w:rPr>
       </w:pPr>
-      <w:bookmarkStart w:id="16" w:name="_Toc210069173"/>
-      <w:bookmarkStart w:id="17" w:name="_Toc210069198"/>
-      <w:bookmarkStart w:id="18" w:name="_Toc210322888"/>
-      <w:bookmarkStart w:id="19" w:name="_Toc210379731"/>
-      <w:bookmarkEnd w:id="16"/>
-      <w:bookmarkEnd w:id="17"/>
-      <w:bookmarkEnd w:id="18"/>
-      <w:bookmarkEnd w:id="19"/>
+      <w:bookmarkStart w:id="20" w:name="_Toc210069173"/>
+      <w:bookmarkStart w:id="21" w:name="_Toc210069198"/>
+      <w:bookmarkStart w:id="22" w:name="_Toc210322888"/>
+      <w:bookmarkStart w:id="23" w:name="_Toc210379731"/>
+      <w:bookmarkStart w:id="24" w:name="_Toc212122727"/>
+      <w:bookmarkStart w:id="25" w:name="_Toc212556953"/>
+      <w:bookmarkEnd w:id="20"/>
+      <w:bookmarkEnd w:id="21"/>
+      <w:bookmarkEnd w:id="22"/>
+      <w:bookmarkEnd w:id="23"/>
+      <w:bookmarkEnd w:id="24"/>
+      <w:bookmarkEnd w:id="25"/>
     </w:p>
     <w:p>
       <w:pPr>
@@ -5605,14 +5907,18 @@
           <w14:ligatures w14:val="none"/>
         </w:rPr>
       </w:pPr>
-      <w:bookmarkStart w:id="20" w:name="_Toc210069174"/>
-      <w:bookmarkStart w:id="21" w:name="_Toc210069199"/>
-      <w:bookmarkStart w:id="22" w:name="_Toc210322889"/>
-      <w:bookmarkStart w:id="23" w:name="_Toc210379732"/>
-      <w:bookmarkEnd w:id="20"/>
-      <w:bookmarkEnd w:id="21"/>
-      <w:bookmarkEnd w:id="22"/>
-      <w:bookmarkEnd w:id="23"/>
+      <w:bookmarkStart w:id="26" w:name="_Toc210069174"/>
+      <w:bookmarkStart w:id="27" w:name="_Toc210069199"/>
+      <w:bookmarkStart w:id="28" w:name="_Toc210322889"/>
+      <w:bookmarkStart w:id="29" w:name="_Toc210379732"/>
+      <w:bookmarkStart w:id="30" w:name="_Toc212122728"/>
+      <w:bookmarkStart w:id="31" w:name="_Toc212556954"/>
+      <w:bookmarkEnd w:id="26"/>
+      <w:bookmarkEnd w:id="27"/>
+      <w:bookmarkEnd w:id="28"/>
+      <w:bookmarkEnd w:id="29"/>
+      <w:bookmarkEnd w:id="30"/>
+      <w:bookmarkEnd w:id="31"/>
     </w:p>
     <w:p>
       <w:pPr>
@@ -5638,24 +5944,28 @@
           <w14:ligatures w14:val="none"/>
         </w:rPr>
       </w:pPr>
-      <w:bookmarkStart w:id="24" w:name="_Toc210069175"/>
-      <w:bookmarkStart w:id="25" w:name="_Toc210069200"/>
-      <w:bookmarkStart w:id="26" w:name="_Toc210322890"/>
-      <w:bookmarkStart w:id="27" w:name="_Toc210379733"/>
-      <w:bookmarkEnd w:id="24"/>
-      <w:bookmarkEnd w:id="25"/>
-      <w:bookmarkEnd w:id="26"/>
-      <w:bookmarkEnd w:id="27"/>
+      <w:bookmarkStart w:id="32" w:name="_Toc210069175"/>
+      <w:bookmarkStart w:id="33" w:name="_Toc210069200"/>
+      <w:bookmarkStart w:id="34" w:name="_Toc210322890"/>
+      <w:bookmarkStart w:id="35" w:name="_Toc210379733"/>
+      <w:bookmarkStart w:id="36" w:name="_Toc212122729"/>
+      <w:bookmarkStart w:id="37" w:name="_Toc212556955"/>
+      <w:bookmarkEnd w:id="32"/>
+      <w:bookmarkEnd w:id="33"/>
+      <w:bookmarkEnd w:id="34"/>
+      <w:bookmarkEnd w:id="35"/>
+      <w:bookmarkEnd w:id="36"/>
+      <w:bookmarkEnd w:id="37"/>
     </w:p>
     <w:p>
       <w:pPr>
         <w:pStyle w:val="Ttulo2"/>
       </w:pPr>
-      <w:bookmarkStart w:id="28" w:name="_Toc210379734"/>
+      <w:bookmarkStart w:id="38" w:name="_Toc212556956"/>
       <w:r>
         <w:t>Instalaciones</w:t>
       </w:r>
-      <w:bookmarkEnd w:id="28"/>
+      <w:bookmarkEnd w:id="38"/>
     </w:p>
     <w:p>
       <w:pPr>
@@ -6147,11 +6457,11 @@
       <w:pPr>
         <w:pStyle w:val="Ttulo2"/>
       </w:pPr>
-      <w:bookmarkStart w:id="29" w:name="_Toc210379735"/>
+      <w:bookmarkStart w:id="39" w:name="_Toc212556957"/>
       <w:r>
         <w:t>Almacenamiento de los insumos agrícolas</w:t>
       </w:r>
-      <w:bookmarkEnd w:id="29"/>
+      <w:bookmarkEnd w:id="39"/>
     </w:p>
     <w:p>
       <w:pPr>
@@ -6665,11 +6975,11 @@
       <w:pPr>
         <w:pStyle w:val="Ttulo2"/>
       </w:pPr>
-      <w:bookmarkStart w:id="30" w:name="_Toc210379736"/>
+      <w:bookmarkStart w:id="40" w:name="_Toc212556958"/>
       <w:r>
         <w:t>Equipos, utensilios y herramientas</w:t>
       </w:r>
-      <w:bookmarkEnd w:id="30"/>
+      <w:bookmarkEnd w:id="40"/>
     </w:p>
     <w:p>
       <w:pPr>
@@ -7071,11 +7381,11 @@
       <w:pPr>
         <w:pStyle w:val="Ttulo2"/>
       </w:pPr>
-      <w:bookmarkStart w:id="31" w:name="_Toc210379737"/>
+      <w:bookmarkStart w:id="41" w:name="_Toc212556959"/>
       <w:r>
         <w:t>Agua, suelo y semillas</w:t>
       </w:r>
-      <w:bookmarkEnd w:id="31"/>
+      <w:bookmarkEnd w:id="41"/>
     </w:p>
     <w:p>
       <w:pPr>
@@ -7610,11 +7920,11 @@
       <w:pPr>
         <w:pStyle w:val="Ttulo2"/>
       </w:pPr>
-      <w:bookmarkStart w:id="32" w:name="_Toc210379738"/>
+      <w:bookmarkStart w:id="42" w:name="_Toc212556960"/>
       <w:r>
         <w:t>Materias primas e insumos agrícolas</w:t>
       </w:r>
-      <w:bookmarkEnd w:id="32"/>
+      <w:bookmarkEnd w:id="42"/>
     </w:p>
     <w:p>
       <w:pPr>
@@ -7825,7 +8135,21 @@
         <w:rPr>
           <w:lang w:val="es-419" w:eastAsia="es-CO"/>
         </w:rPr>
-        <w:t>: compost, estiércol bocashi, humus de lombriz.</w:t>
+        <w:t xml:space="preserve">: compost, estiércol </w:t>
+      </w:r>
+      <w:proofErr w:type="spellStart"/>
+      <w:r>
+        <w:rPr>
+          <w:rStyle w:val="Extranjerismo"/>
+        </w:rPr>
+        <w:t>bocashi</w:t>
+      </w:r>
+      <w:proofErr w:type="spellEnd"/>
+      <w:r>
+        <w:rPr>
+          <w:lang w:val="es-419" w:eastAsia="es-CO"/>
+        </w:rPr>
+        <w:t>, humus de lombriz.</w:t>
       </w:r>
     </w:p>
     <w:p>
@@ -8006,7 +8330,13 @@
         <w:rPr>
           <w:lang w:val="es-419" w:eastAsia="es-CO"/>
         </w:rPr>
-        <w:t>debe provenir de fuentes limpias libre de contaminantes y cumplir parámetros de inocuidad establecidos por la NTC 5400 y estándares internacionales.</w:t>
+        <w:t>D</w:t>
+      </w:r>
+      <w:r>
+        <w:rPr>
+          <w:lang w:val="es-419" w:eastAsia="es-CO"/>
+        </w:rPr>
+        <w:t>ebe provenir de fuentes limpias libre de contaminantes y cumplir parámetros de inocuidad establecidos por la NTC 5400 y estándares internacionales.</w:t>
       </w:r>
     </w:p>
     <w:p>
@@ -8139,7 +8469,7 @@
       <w:pPr>
         <w:pStyle w:val="Ttulo1"/>
       </w:pPr>
-      <w:bookmarkStart w:id="33" w:name="_Toc210379739"/>
+      <w:bookmarkStart w:id="43" w:name="_Toc212556961"/>
       <w:r>
         <w:lastRenderedPageBreak/>
         <w:t>Agroquímicos</w:t>
@@ -8147,19 +8477,55 @@
       <w:r>
         <w:t xml:space="preserve"> y abonos orgánicos</w:t>
       </w:r>
-      <w:bookmarkEnd w:id="33"/>
-    </w:p>
-    <w:p>
-      <w:pPr>
-        <w:rPr>
-          <w:lang w:val="es-419" w:eastAsia="es-CO"/>
-        </w:rPr>
-      </w:pPr>
-      <w:r>
-        <w:rPr>
-          <w:lang w:val="es-419" w:eastAsia="es-CO"/>
-        </w:rPr>
-        <w:t>Representan dos categorías de insumos agrícolas que, aunque con naturalezas y funciones diferentes, son esenciales para la productividad y sostenibilidad del sector agrícola. En el marco de las Buenas Prácticas Agrícolas (BPA), ambos insumos deben manejarse de forma responsable y técnica, de modo que contribuyan tanto al incremento de la productividad como a la protección de los recursos naturales y la seguridad alimentaria, siendo fundamentales para el cultivo del plátano y otros sistemas agrícolas de importancia económica y social.</w:t>
+      <w:bookmarkEnd w:id="43"/>
+    </w:p>
+    <w:p>
+      <w:pPr>
+        <w:rPr>
+          <w:lang w:val="es-419" w:eastAsia="es-CO"/>
+        </w:rPr>
+      </w:pPr>
+      <w:r>
+        <w:rPr>
+          <w:lang w:val="es-419" w:eastAsia="es-CO"/>
+        </w:rPr>
+        <w:t xml:space="preserve">Representan dos categorías de insumos agrícolas que, aunque con naturalezas y funciones diferentes, son esenciales para la productividad y sostenibilidad del sector agrícola. En el marco de las </w:t>
+      </w:r>
+      <w:r>
+        <w:rPr>
+          <w:lang w:val="es-419" w:eastAsia="es-CO"/>
+        </w:rPr>
+        <w:t>b</w:t>
+      </w:r>
+      <w:r>
+        <w:rPr>
+          <w:lang w:val="es-419" w:eastAsia="es-CO"/>
+        </w:rPr>
+        <w:t xml:space="preserve">uenas </w:t>
+      </w:r>
+      <w:r>
+        <w:rPr>
+          <w:lang w:val="es-419" w:eastAsia="es-CO"/>
+        </w:rPr>
+        <w:t>p</w:t>
+      </w:r>
+      <w:r>
+        <w:rPr>
+          <w:lang w:val="es-419" w:eastAsia="es-CO"/>
+        </w:rPr>
+        <w:t xml:space="preserve">rácticas </w:t>
+      </w:r>
+      <w:r>
+        <w:rPr>
+          <w:lang w:val="es-419" w:eastAsia="es-CO"/>
+        </w:rPr>
+        <w:t>a</w:t>
+      </w:r>
+      <w:r>
+        <w:rPr>
+          <w:lang w:val="es-419" w:eastAsia="es-CO"/>
+        </w:rPr>
+        <w:t>grícolas (BPA), ambos insumos deben manejarse de forma responsable y técnica, de modo que contribuyan tanto al incremento de la productividad como a la protección de los recursos naturales y la seguridad alimentaria, siendo fundamentales para el cultivo del plátano y otros sistemas agrícolas de importancia económica y social.</w:t>
       </w:r>
     </w:p>
     <w:p>
@@ -8305,7 +8671,19 @@
         <w:rPr>
           <w:lang w:val="es-419" w:eastAsia="es-CO"/>
         </w:rPr>
-        <w:t>tilizados contra hongos que afectan hojas y frutos, siendo la Sigatoka negra la enfermedad más crítica.</w:t>
+        <w:t xml:space="preserve">tilizados contra hongos que afectan hojas y frutos, siendo la </w:t>
+      </w:r>
+      <w:r>
+        <w:rPr>
+          <w:lang w:val="es-419" w:eastAsia="es-CO"/>
+        </w:rPr>
+        <w:t>s</w:t>
+      </w:r>
+      <w:r>
+        <w:rPr>
+          <w:lang w:val="es-419" w:eastAsia="es-CO"/>
+        </w:rPr>
+        <w:t>igatoka negra la enfermedad más crítica.</w:t>
       </w:r>
     </w:p>
     <w:p>
@@ -8477,21 +8855,7 @@
         <w:rPr>
           <w:lang w:val="es-419" w:eastAsia="es-CO"/>
         </w:rPr>
-        <w:t xml:space="preserve">btenido de la acción de lombrices en procesos de </w:t>
-      </w:r>
-      <w:proofErr w:type="spellStart"/>
-      <w:r>
-        <w:rPr>
-          <w:lang w:val="es-419" w:eastAsia="es-CO"/>
-        </w:rPr>
-        <w:t>vermicompostaje</w:t>
-      </w:r>
-      <w:proofErr w:type="spellEnd"/>
-      <w:r>
-        <w:rPr>
-          <w:lang w:val="es-419" w:eastAsia="es-CO"/>
-        </w:rPr>
-        <w:t>, con alta disponibilidad de nutrientes y microorganismos vivos.</w:t>
+        <w:t>btenido de la acción de lombrices en procesos de vermicompostaje, con alta disponibilidad de nutrientes y microorganismos vivos.</w:t>
       </w:r>
     </w:p>
     <w:p>
@@ -8579,12 +8943,12 @@
       <w:pPr>
         <w:pStyle w:val="Ttulo1"/>
       </w:pPr>
-      <w:bookmarkStart w:id="34" w:name="_Toc210379740"/>
+      <w:bookmarkStart w:id="44" w:name="_Toc212556962"/>
       <w:r>
         <w:lastRenderedPageBreak/>
         <w:t>Plan de manejo ambiental</w:t>
       </w:r>
-      <w:bookmarkEnd w:id="34"/>
+      <w:bookmarkEnd w:id="44"/>
     </w:p>
     <w:p>
       <w:pPr>
@@ -9346,7 +9710,7 @@
       <w:pPr>
         <w:pStyle w:val="Titulosgenerales"/>
       </w:pPr>
-      <w:bookmarkStart w:id="35" w:name="_Toc210379741"/>
+      <w:bookmarkStart w:id="45" w:name="_Toc212556963"/>
       <w:r>
         <w:lastRenderedPageBreak/>
         <w:t>S</w:t>
@@ -9354,7 +9718,7 @@
       <w:r>
         <w:t>íntesis</w:t>
       </w:r>
-      <w:bookmarkEnd w:id="35"/>
+      <w:bookmarkEnd w:id="45"/>
       <w:r>
         <w:t xml:space="preserve"> </w:t>
       </w:r>
@@ -9394,15 +9758,14 @@
       </w:pPr>
       <w:r>
         <w:rPr>
-          <w:noProof/>
           <w:lang w:val="es-419" w:eastAsia="es-CO"/>
         </w:rPr>
         <w:lastRenderedPageBreak/>
         <w:drawing>
-          <wp:inline distT="0" distB="0" distL="0" distR="0" wp14:anchorId="5BDB35E0" wp14:editId="5F09ADEB">
-            <wp:extent cx="6332220" cy="4620895"/>
-            <wp:effectExtent l="0" t="0" r="0" b="8255"/>
-            <wp:docPr id="1" name="Gráfico 1" descr="Las prácticas agrícolas en el cultivo de plátano buscan optimizar la producción con criterios de sostenibilidad e inocuidad. Incluyen el manejo eficiente del suelo, agua y material vegetal, el uso responsable de insumos y fertilizantes, y el mantenimiento preventivo de equipos y herramientas. Además, promueven la seguridad laboral y la implementación de planes de manejo ambiental, orientados a la conservación de recursos naturales, la gestión de residuos y la protección de la biodiversidad. "/>
+          <wp:inline distT="0" distB="0" distL="0" distR="0" wp14:anchorId="20F9E4EA" wp14:editId="0D7C8391">
+            <wp:extent cx="6332220" cy="4642485"/>
+            <wp:effectExtent l="0" t="0" r="0" b="5715"/>
+            <wp:docPr id="1" name="Imagen 1" descr="Las prácticas agrícolas en el cultivo de plátano buscan optimizar la producción con criterios de sostenibilidad e inocuidad. Incluyen el manejo eficiente del suelo, agua y material vegetal, el uso responsable de insumos y fertilizantes, y el mantenimiento preventivo de equipos y herramientas. Además, promueven la seguridad laboral y la implementación de planes de manejo ambiental, orientados a la conservación de recursos naturales, la gestión de residuos y la protección de la biodiversidad. "/>
             <wp:cNvGraphicFramePr>
               <a:graphicFrameLocks xmlns:a="http://schemas.openxmlformats.org/drawingml/2006/main" noChangeAspect="1"/>
             </wp:cNvGraphicFramePr>
@@ -9410,20 +9773,11 @@
               <a:graphicData uri="http://schemas.openxmlformats.org/drawingml/2006/picture">
                 <pic:pic xmlns:pic="http://schemas.openxmlformats.org/drawingml/2006/picture">
                   <pic:nvPicPr>
-                    <pic:cNvPr id="1" name="Gráfico 1" descr="Las prácticas agrícolas en el cultivo de plátano buscan optimizar la producción con criterios de sostenibilidad e inocuidad. Incluyen el manejo eficiente del suelo, agua y material vegetal, el uso responsable de insumos y fertilizantes, y el mantenimiento preventivo de equipos y herramientas. Además, promueven la seguridad laboral y la implementación de planes de manejo ambiental, orientados a la conservación de recursos naturales, la gestión de residuos y la protección de la biodiversidad. "/>
+                    <pic:cNvPr id="1" name="Imagen 1" descr="Las prácticas agrícolas en el cultivo de plátano buscan optimizar la producción con criterios de sostenibilidad e inocuidad. Incluyen el manejo eficiente del suelo, agua y material vegetal, el uso responsable de insumos y fertilizantes, y el mantenimiento preventivo de equipos y herramientas. Además, promueven la seguridad laboral y la implementación de planes de manejo ambiental, orientados a la conservación de recursos naturales, la gestión de residuos y la protección de la biodiversidad. "/>
                     <pic:cNvPicPr/>
                   </pic:nvPicPr>
                   <pic:blipFill>
-                    <a:blip r:embed="rId14">
-                      <a:extLst>
-                        <a:ext uri="{28A0092B-C50C-407E-A947-70E740481C1C}">
-                          <a14:useLocalDpi xmlns:a14="http://schemas.microsoft.com/office/drawing/2010/main" val="0"/>
-                        </a:ext>
-                        <a:ext uri="{96DAC541-7B7A-43D3-8B79-37D633B846F1}">
-                          <asvg:svgBlip xmlns:asvg="http://schemas.microsoft.com/office/drawing/2016/SVG/main" r:embed="rId15"/>
-                        </a:ext>
-                      </a:extLst>
-                    </a:blip>
+                    <a:blip r:embed="rId14"/>
                     <a:stretch>
                       <a:fillRect/>
                     </a:stretch>
@@ -9431,7 +9785,7 @@
                   <pic:spPr>
                     <a:xfrm>
                       <a:off x="0" y="0"/>
-                      <a:ext cx="6332220" cy="4620895"/>
+                      <a:ext cx="6332220" cy="4642485"/>
                     </a:xfrm>
                     <a:prstGeom prst="rect">
                       <a:avLst/>
@@ -9446,6 +9800,13 @@
     </w:p>
     <w:p>
       <w:pPr>
+        <w:rPr>
+          <w:lang w:val="es-419" w:eastAsia="es-CO"/>
+        </w:rPr>
+      </w:pPr>
+    </w:p>
+    <w:p>
+      <w:pPr>
         <w:ind w:firstLine="0"/>
         <w:rPr>
           <w:lang w:val="es-419" w:eastAsia="es-CO"/>
@@ -9454,14 +9815,30 @@
     </w:p>
     <w:p>
       <w:pPr>
+        <w:ind w:firstLine="0"/>
+        <w:rPr>
+          <w:lang w:val="es-419" w:eastAsia="es-CO"/>
+        </w:rPr>
+      </w:pPr>
+    </w:p>
+    <w:p>
+      <w:pPr>
+        <w:ind w:firstLine="0"/>
+        <w:rPr>
+          <w:lang w:val="es-419" w:eastAsia="es-CO"/>
+        </w:rPr>
+      </w:pPr>
+    </w:p>
+    <w:p>
+      <w:pPr>
         <w:pStyle w:val="Titulosgenerales"/>
       </w:pPr>
-      <w:bookmarkStart w:id="36" w:name="_Toc210379742"/>
+      <w:bookmarkStart w:id="46" w:name="_Toc212556964"/>
       <w:r>
         <w:lastRenderedPageBreak/>
         <w:t>Glosario</w:t>
       </w:r>
-      <w:bookmarkEnd w:id="36"/>
+      <w:bookmarkEnd w:id="46"/>
     </w:p>
     <w:p>
       <w:pPr>
@@ -10056,12 +10433,12 @@
       <w:pPr>
         <w:pStyle w:val="Titulosgenerales"/>
       </w:pPr>
-      <w:bookmarkStart w:id="37" w:name="_Toc210379743"/>
+      <w:bookmarkStart w:id="47" w:name="_Toc212556965"/>
       <w:r>
         <w:lastRenderedPageBreak/>
         <w:t>Material complementario</w:t>
       </w:r>
-      <w:bookmarkEnd w:id="37"/>
+      <w:bookmarkEnd w:id="47"/>
     </w:p>
     <w:tbl>
       <w:tblPr>
@@ -10180,138 +10557,26 @@
           </w:tcPr>
           <w:p>
             <w:pPr>
-              <w:pStyle w:val="TextoTablas"/>
-              <w:rPr>
-                <w:rFonts w:cs="Calibri"/>
-                <w:sz w:val="28"/>
+              <w:pStyle w:val="Normal0"/>
+              <w:rPr>
+                <w:rFonts w:asciiTheme="minorHAnsi" w:hAnsiTheme="minorHAnsi" w:cstheme="minorHAnsi"/>
+                <w:b/>
                 <w:szCs w:val="28"/>
               </w:rPr>
             </w:pPr>
             <w:r>
               <w:rPr>
-                <w:rFonts w:cs="Calibri"/>
-                <w:sz w:val="28"/>
+                <w:rFonts w:asciiTheme="minorHAnsi" w:hAnsiTheme="minorHAnsi" w:cstheme="minorHAnsi"/>
                 <w:szCs w:val="28"/>
               </w:rPr>
-              <w:t>Generalidades de las prácticas agrícolas para el cultivo del plátano</w:t>
-            </w:r>
-            <w:r>
-              <w:rPr>
-                <w:rFonts w:cs="Calibri"/>
-                <w:sz w:val="28"/>
-                <w:szCs w:val="28"/>
-              </w:rPr>
-              <w:t>.</w:t>
-            </w:r>
-          </w:p>
-        </w:tc>
-        <w:tc>
-          <w:tcPr>
-            <w:tcW w:w="3260" w:type="dxa"/>
-          </w:tcPr>
-          <w:p>
-            <w:pPr>
-              <w:pStyle w:val="TextoTablas"/>
-              <w:rPr>
-                <w:rFonts w:cs="Calibri"/>
-                <w:sz w:val="28"/>
-                <w:szCs w:val="28"/>
-              </w:rPr>
-            </w:pPr>
-            <w:r>
-              <w:rPr>
-                <w:rFonts w:cs="Calibri"/>
-                <w:sz w:val="28"/>
-                <w:szCs w:val="28"/>
-              </w:rPr>
-              <w:t xml:space="preserve">Ecosistema recursos SENA [Video]. YouTube. </w:t>
-            </w:r>
-          </w:p>
-        </w:tc>
-        <w:tc>
-          <w:tcPr>
-            <w:tcW w:w="1559" w:type="dxa"/>
-          </w:tcPr>
-          <w:p>
-            <w:pPr>
-              <w:pStyle w:val="TextoTablas"/>
-              <w:rPr>
-                <w:sz w:val="28"/>
-                <w:szCs w:val="28"/>
-              </w:rPr>
-            </w:pPr>
-            <w:r>
-              <w:rPr>
-                <w:sz w:val="28"/>
-                <w:szCs w:val="28"/>
-              </w:rPr>
-              <w:t>Video</w:t>
-            </w:r>
-          </w:p>
-        </w:tc>
-        <w:tc>
-          <w:tcPr>
-            <w:tcW w:w="3402" w:type="dxa"/>
-          </w:tcPr>
-          <w:p>
-            <w:pPr>
-              <w:pStyle w:val="TextoTablas"/>
-              <w:rPr>
-                <w:sz w:val="28"/>
-                <w:szCs w:val="28"/>
-              </w:rPr>
-            </w:pPr>
-            <w:hyperlink r:id="rId16" w:history="1">
-              <w:r>
-                <w:rPr>
-                  <w:rStyle w:val="Hipervnculo"/>
-                  <w:sz w:val="28"/>
-                  <w:szCs w:val="28"/>
-                </w:rPr>
-                <w:t>https://www.youtube.com/watch?v=sFjg8f_ehb0&amp;t=2s&amp;ab_channel=EcosistemadeRecursosEducativosDigitalesSENA</w:t>
-              </w:r>
-            </w:hyperlink>
+              <w:t xml:space="preserve">Requisitos para la implementación de las BPA  </w:t>
+            </w:r>
           </w:p>
           <w:p>
             <w:pPr>
               <w:pStyle w:val="TextoTablas"/>
               <w:rPr>
-                <w:sz w:val="28"/>
-                <w:szCs w:val="28"/>
-              </w:rPr>
-            </w:pPr>
-          </w:p>
-        </w:tc>
-      </w:tr>
-      <w:tr>
-        <w:tc>
-          <w:tcPr>
-            <w:tcW w:w="2411" w:type="dxa"/>
-          </w:tcPr>
-          <w:p>
-            <w:pPr>
-              <w:pStyle w:val="Normal0"/>
-              <w:rPr>
-                <w:rFonts w:ascii="Calibri" w:hAnsi="Calibri" w:cs="Calibri"/>
-                <w:b/>
-                <w:bCs/>
-                <w:szCs w:val="28"/>
-              </w:rPr>
-            </w:pPr>
-            <w:r>
-              <w:rPr>
-                <w:rFonts w:ascii="Calibri" w:hAnsi="Calibri" w:cs="Calibri"/>
-                <w:bCs/>
-                <w:szCs w:val="28"/>
-              </w:rPr>
-              <w:t>Guía práctica para el cultivo del plátano.</w:t>
-            </w:r>
-          </w:p>
-          <w:p>
-            <w:pPr>
-              <w:pStyle w:val="TextoTablas"/>
-              <w:rPr>
-                <w:rFonts w:cs="Calibri"/>
+                <w:rFonts w:asciiTheme="minorHAnsi" w:hAnsiTheme="minorHAnsi" w:cstheme="minorHAnsi"/>
                 <w:sz w:val="28"/>
                 <w:szCs w:val="28"/>
               </w:rPr>
@@ -10326,14 +10591,14 @@
             <w:pPr>
               <w:pStyle w:val="TextoTablas"/>
               <w:rPr>
-                <w:rFonts w:cs="Calibri"/>
+                <w:rFonts w:asciiTheme="minorHAnsi" w:hAnsiTheme="minorHAnsi" w:cstheme="minorHAnsi"/>
                 <w:sz w:val="28"/>
                 <w:szCs w:val="28"/>
               </w:rPr>
             </w:pPr>
             <w:r>
               <w:rPr>
-                <w:rFonts w:cs="Calibri"/>
+                <w:rFonts w:asciiTheme="minorHAnsi" w:hAnsiTheme="minorHAnsi" w:cstheme="minorHAnsi"/>
                 <w:bCs/>
                 <w:sz w:val="28"/>
                 <w:szCs w:val="28"/>
@@ -10350,16 +10615,19 @@
             <w:pPr>
               <w:pStyle w:val="TextoTablas"/>
               <w:rPr>
+                <w:rFonts w:asciiTheme="minorHAnsi" w:hAnsiTheme="minorHAnsi" w:cstheme="minorHAnsi"/>
                 <w:sz w:val="28"/>
                 <w:szCs w:val="28"/>
               </w:rPr>
             </w:pPr>
             <w:r>
               <w:rPr>
+                <w:rFonts w:asciiTheme="minorHAnsi" w:hAnsiTheme="minorHAnsi" w:cstheme="minorHAnsi"/>
+                <w:bCs/>
                 <w:sz w:val="28"/>
                 <w:szCs w:val="28"/>
               </w:rPr>
-              <w:t>Artículo</w:t>
+              <w:t>Articulo</w:t>
             </w:r>
           </w:p>
         </w:tc>
@@ -10371,30 +10639,25 @@
             <w:pPr>
               <w:pStyle w:val="TextoTablas"/>
               <w:rPr>
+                <w:rFonts w:asciiTheme="minorHAnsi" w:hAnsiTheme="minorHAnsi" w:cstheme="minorHAnsi"/>
                 <w:sz w:val="28"/>
                 <w:szCs w:val="28"/>
               </w:rPr>
             </w:pPr>
-            <w:hyperlink r:id="rId17" w:history="1">
+            <w:hyperlink r:id="rId15">
               <w:r>
                 <w:rPr>
                   <w:rStyle w:val="Hipervnculo"/>
+                  <w:rFonts w:asciiTheme="minorHAnsi" w:eastAsia="Arial" w:hAnsiTheme="minorHAnsi" w:cstheme="minorHAnsi"/>
+                  <w:color w:val="0000FF"/>
                   <w:sz w:val="28"/>
                   <w:szCs w:val="28"/>
+                  <w:lang w:val="es-CO"/>
                 </w:rPr>
                 <w:t>https://repository.agrosavia.co/items/6b482c45-663f-4dbd-b2bc-68257f24e95c</w:t>
               </w:r>
             </w:hyperlink>
           </w:p>
-          <w:p>
-            <w:pPr>
-              <w:pStyle w:val="TextoTablas"/>
-              <w:rPr>
-                <w:sz w:val="28"/>
-                <w:szCs w:val="28"/>
-              </w:rPr>
-            </w:pPr>
-          </w:p>
         </w:tc>
       </w:tr>
     </w:tbl>
@@ -10409,12 +10672,12 @@
       <w:pPr>
         <w:pStyle w:val="Titulosgenerales"/>
       </w:pPr>
-      <w:bookmarkStart w:id="38" w:name="_Toc210379744"/>
+      <w:bookmarkStart w:id="48" w:name="_Toc212556966"/>
       <w:r>
         <w:lastRenderedPageBreak/>
         <w:t>Referencias bibliográficas</w:t>
       </w:r>
-      <w:bookmarkEnd w:id="38"/>
+      <w:bookmarkEnd w:id="48"/>
       <w:r>
         <w:t xml:space="preserve"> </w:t>
       </w:r>
@@ -10443,18 +10706,66 @@
           <w:szCs w:val="28"/>
           <w:lang w:val="es-419"/>
         </w:rPr>
-        <w:t xml:space="preserve">. (s. f.). Capítulo III: Generalidades Buenas Prácticas Agrícolas (BPA). </w:t>
-      </w:r>
-    </w:p>
-    <w:p>
-      <w:pPr>
-        <w:rPr>
-          <w:rFonts w:ascii="Calibri" w:hAnsi="Calibri" w:cs="Calibri"/>
-          <w:szCs w:val="28"/>
-          <w:lang w:val="es-419"/>
-        </w:rPr>
-      </w:pPr>
-      <w:hyperlink r:id="rId18" w:history="1">
+        <w:t xml:space="preserve">. (s. f.). Capítulo III: Generalidades </w:t>
+      </w:r>
+      <w:r>
+        <w:rPr>
+          <w:rFonts w:ascii="Calibri" w:hAnsi="Calibri" w:cs="Calibri"/>
+          <w:szCs w:val="28"/>
+          <w:lang w:val="es-419"/>
+        </w:rPr>
+        <w:t>b</w:t>
+      </w:r>
+      <w:r>
+        <w:rPr>
+          <w:rFonts w:ascii="Calibri" w:hAnsi="Calibri" w:cs="Calibri"/>
+          <w:szCs w:val="28"/>
+          <w:lang w:val="es-419"/>
+        </w:rPr>
+        <w:t xml:space="preserve">uenas </w:t>
+      </w:r>
+      <w:r>
+        <w:rPr>
+          <w:rFonts w:ascii="Calibri" w:hAnsi="Calibri" w:cs="Calibri"/>
+          <w:szCs w:val="28"/>
+          <w:lang w:val="es-419"/>
+        </w:rPr>
+        <w:t>p</w:t>
+      </w:r>
+      <w:r>
+        <w:rPr>
+          <w:rFonts w:ascii="Calibri" w:hAnsi="Calibri" w:cs="Calibri"/>
+          <w:szCs w:val="28"/>
+          <w:lang w:val="es-419"/>
+        </w:rPr>
+        <w:t xml:space="preserve">rácticas </w:t>
+      </w:r>
+      <w:r>
+        <w:rPr>
+          <w:rFonts w:ascii="Calibri" w:hAnsi="Calibri" w:cs="Calibri"/>
+          <w:szCs w:val="28"/>
+          <w:lang w:val="es-419"/>
+        </w:rPr>
+        <w:t>a</w:t>
+      </w:r>
+      <w:r>
+        <w:rPr>
+          <w:rFonts w:ascii="Calibri" w:hAnsi="Calibri" w:cs="Calibri"/>
+          <w:szCs w:val="28"/>
+          <w:lang w:val="es-419"/>
+        </w:rPr>
+        <w:t xml:space="preserve">grícolas (BPA). </w:t>
+      </w:r>
+    </w:p>
+    <w:p>
+      <w:pPr>
+        <w:rPr>
+          <w:rFonts w:ascii="Calibri" w:hAnsi="Calibri" w:cs="Calibri"/>
+          <w:szCs w:val="28"/>
+          <w:lang w:val="es-419"/>
+        </w:rPr>
+      </w:pPr>
+      <w:hyperlink r:id="rId16" w:history="1">
         <w:r>
           <w:rPr>
             <w:rStyle w:val="Hipervnculo"/>
@@ -10480,59 +10791,88 @@
           <w:szCs w:val="28"/>
           <w:lang w:val="es-419"/>
         </w:rPr>
-        <w:t>Buenas Prácticas Agrícolas para frutas, hierbas aromáticas culinarias y hortalizas frescas (NTC 5400). (2005, 27 de julio). Instituto Colombiano de Normas Técnicas y Certificación (ICONTEC), 2005, 02 de agosto.</w:t>
-      </w:r>
-    </w:p>
-    <w:p>
-      <w:pPr>
-        <w:rPr>
-          <w:rFonts w:ascii="Calibri" w:hAnsi="Calibri" w:cs="Calibri"/>
-          <w:szCs w:val="28"/>
-          <w:lang w:val="es-419"/>
-        </w:rPr>
-      </w:pPr>
-      <w:r>
-        <w:rPr>
-          <w:rFonts w:ascii="Calibri" w:hAnsi="Calibri" w:cs="Calibri"/>
-          <w:szCs w:val="28"/>
-          <w:lang w:val="es-419"/>
-        </w:rPr>
-        <w:t xml:space="preserve">Castañeda Sánchez, D. A., Valenzuela Vergara, E., Gilchrist </w:t>
-      </w:r>
-      <w:proofErr w:type="spellStart"/>
-      <w:r>
-        <w:rPr>
-          <w:rFonts w:ascii="Calibri" w:hAnsi="Calibri" w:cs="Calibri"/>
-          <w:szCs w:val="28"/>
-          <w:lang w:val="es-419"/>
-        </w:rPr>
-        <w:t>Ramelli</w:t>
-      </w:r>
-      <w:proofErr w:type="spellEnd"/>
-      <w:r>
-        <w:rPr>
-          <w:rFonts w:ascii="Calibri" w:hAnsi="Calibri" w:cs="Calibri"/>
-          <w:szCs w:val="28"/>
-          <w:lang w:val="es-419"/>
-        </w:rPr>
-        <w:t>, E., &amp; Cano Londoño, N. (2016). Buenas prácticas ambientales en el cultivo del plátano. Medellín, Colombia</w:t>
-      </w:r>
-    </w:p>
-    <w:p>
-      <w:pPr>
-        <w:rPr>
-          <w:rFonts w:ascii="Calibri" w:hAnsi="Calibri" w:cs="Calibri"/>
-          <w:szCs w:val="28"/>
-          <w:lang w:val="es-419"/>
-        </w:rPr>
-      </w:pPr>
-      <w:r>
-        <w:rPr>
-          <w:rFonts w:ascii="Calibri" w:hAnsi="Calibri" w:cs="Calibri"/>
-          <w:szCs w:val="28"/>
-          <w:lang w:val="es-419"/>
-        </w:rPr>
-        <w:t>FAO. (2011). Buenas Prácticas Agrícolas (BPA): de la teoría a la práctica. Organización de las Naciones Unidas para la Alimentación y la Agricultura.</w:t>
+        <w:t xml:space="preserve">Buenas </w:t>
+      </w:r>
+      <w:r>
+        <w:rPr>
+          <w:rFonts w:ascii="Calibri" w:hAnsi="Calibri" w:cs="Calibri"/>
+          <w:szCs w:val="28"/>
+          <w:lang w:val="es-419"/>
+        </w:rPr>
+        <w:t>p</w:t>
+      </w:r>
+      <w:r>
+        <w:rPr>
+          <w:rFonts w:ascii="Calibri" w:hAnsi="Calibri" w:cs="Calibri"/>
+          <w:szCs w:val="28"/>
+          <w:lang w:val="es-419"/>
+        </w:rPr>
+        <w:t xml:space="preserve">rácticas </w:t>
+      </w:r>
+      <w:r>
+        <w:rPr>
+          <w:rFonts w:ascii="Calibri" w:hAnsi="Calibri" w:cs="Calibri"/>
+          <w:szCs w:val="28"/>
+          <w:lang w:val="es-419"/>
+        </w:rPr>
+        <w:t>a</w:t>
+      </w:r>
+      <w:r>
+        <w:rPr>
+          <w:rFonts w:ascii="Calibri" w:hAnsi="Calibri" w:cs="Calibri"/>
+          <w:szCs w:val="28"/>
+          <w:lang w:val="es-419"/>
+        </w:rPr>
+        <w:t>grícolas para frutas, hierbas aromáticas culinarias y hortalizas frescas (NTC 5400). (2005, 27 de julio). Instituto Colombiano de Normas Técnicas y Certificación (ICONTEC), 2005, 02 de agosto.</w:t>
+      </w:r>
+    </w:p>
+    <w:p>
+      <w:pPr>
+        <w:rPr>
+          <w:rFonts w:ascii="Calibri" w:hAnsi="Calibri" w:cs="Calibri"/>
+          <w:szCs w:val="28"/>
+          <w:lang w:val="es-419"/>
+        </w:rPr>
+      </w:pPr>
+      <w:r>
+        <w:rPr>
+          <w:rFonts w:ascii="Calibri" w:hAnsi="Calibri" w:cs="Calibri"/>
+          <w:szCs w:val="28"/>
+          <w:lang w:val="es-419"/>
+        </w:rPr>
+        <w:t xml:space="preserve">FAO. (2011). Buenas </w:t>
+      </w:r>
+      <w:r>
+        <w:rPr>
+          <w:rFonts w:ascii="Calibri" w:hAnsi="Calibri" w:cs="Calibri"/>
+          <w:szCs w:val="28"/>
+          <w:lang w:val="es-419"/>
+        </w:rPr>
+        <w:t>p</w:t>
+      </w:r>
+      <w:r>
+        <w:rPr>
+          <w:rFonts w:ascii="Calibri" w:hAnsi="Calibri" w:cs="Calibri"/>
+          <w:szCs w:val="28"/>
+          <w:lang w:val="es-419"/>
+        </w:rPr>
+        <w:t xml:space="preserve">rácticas </w:t>
+      </w:r>
+      <w:r>
+        <w:rPr>
+          <w:rFonts w:ascii="Calibri" w:hAnsi="Calibri" w:cs="Calibri"/>
+          <w:szCs w:val="28"/>
+          <w:lang w:val="es-419"/>
+        </w:rPr>
+        <w:t>a</w:t>
+      </w:r>
+      <w:r>
+        <w:rPr>
+          <w:rFonts w:ascii="Calibri" w:hAnsi="Calibri" w:cs="Calibri"/>
+          <w:szCs w:val="28"/>
+          <w:lang w:val="es-419"/>
+        </w:rPr>
+        <w:t>grícolas (BPA): de la teoría a la práctica. Organización de las Naciones Unidas para la Alimentación y la Agricultura.</w:t>
       </w:r>
     </w:p>
     <w:p>
@@ -10551,7 +10891,7 @@
         </w:rPr>
         <w:t xml:space="preserve"> </w:t>
       </w:r>
-      <w:hyperlink r:id="rId19" w:history="1">
+      <w:hyperlink r:id="rId17" w:history="1">
         <w:r>
           <w:rPr>
             <w:rStyle w:val="Hipervnculo"/>
@@ -10588,7 +10928,7 @@
           <w:lang w:val="es-419"/>
         </w:rPr>
       </w:pPr>
-      <w:hyperlink r:id="rId20" w:history="1">
+      <w:hyperlink r:id="rId18" w:history="1">
         <w:r>
           <w:rPr>
             <w:rStyle w:val="Hipervnculo"/>
@@ -10614,33 +10954,55 @@
           <w:szCs w:val="28"/>
           <w:lang w:val="es-419"/>
         </w:rPr>
-        <w:t>Moreno, J., Candanoza, J. y Olarte, F. (2009). Buenas Prácticas Agrícolas en el de cultivo de plátano de exportación en la región de Urabá. Medellín, Colombia: Comunicaciones Augura.</w:t>
-      </w:r>
-    </w:p>
-    <w:p>
-      <w:pPr>
-        <w:rPr>
-          <w:rFonts w:ascii="Calibri" w:hAnsi="Calibri" w:cs="Calibri"/>
-          <w:szCs w:val="28"/>
-          <w:lang w:val="es-419"/>
-        </w:rPr>
-      </w:pPr>
-    </w:p>
-    <w:p>
-      <w:pPr>
-        <w:rPr>
-          <w:rFonts w:ascii="Calibri" w:hAnsi="Calibri" w:cs="Calibri"/>
-          <w:szCs w:val="28"/>
-          <w:lang w:val="es-419"/>
-        </w:rPr>
-      </w:pPr>
-      <w:r>
-        <w:rPr>
-          <w:rFonts w:ascii="Calibri" w:hAnsi="Calibri" w:cs="Calibri"/>
-          <w:szCs w:val="28"/>
-          <w:lang w:val="es-419"/>
-        </w:rPr>
-        <w:lastRenderedPageBreak/>
+        <w:t xml:space="preserve">Moreno, J., Candanoza, J. y Olarte, F. (2009). Buenas </w:t>
+      </w:r>
+      <w:r>
+        <w:rPr>
+          <w:rFonts w:ascii="Calibri" w:hAnsi="Calibri" w:cs="Calibri"/>
+          <w:szCs w:val="28"/>
+          <w:lang w:val="es-419"/>
+        </w:rPr>
+        <w:t>p</w:t>
+      </w:r>
+      <w:r>
+        <w:rPr>
+          <w:rFonts w:ascii="Calibri" w:hAnsi="Calibri" w:cs="Calibri"/>
+          <w:szCs w:val="28"/>
+          <w:lang w:val="es-419"/>
+        </w:rPr>
+        <w:t xml:space="preserve">rácticas </w:t>
+      </w:r>
+      <w:r>
+        <w:rPr>
+          <w:rFonts w:ascii="Calibri" w:hAnsi="Calibri" w:cs="Calibri"/>
+          <w:szCs w:val="28"/>
+          <w:lang w:val="es-419"/>
+        </w:rPr>
+        <w:t>a</w:t>
+      </w:r>
+      <w:r>
+        <w:rPr>
+          <w:rFonts w:ascii="Calibri" w:hAnsi="Calibri" w:cs="Calibri"/>
+          <w:szCs w:val="28"/>
+          <w:lang w:val="es-419"/>
+        </w:rPr>
+        <w:t>grícolas en el de cultivo de plátano de exportación en la región de Urabá. Medellín, Colombia: Comunicaciones Augura.</w:t>
+      </w:r>
+    </w:p>
+    <w:p>
+      <w:pPr>
+        <w:rPr>
+          <w:rFonts w:ascii="Calibri" w:hAnsi="Calibri" w:cs="Calibri"/>
+          <w:szCs w:val="28"/>
+          <w:lang w:val="es-419"/>
+        </w:rPr>
+      </w:pPr>
+      <w:r>
+        <w:rPr>
+          <w:rFonts w:ascii="Calibri" w:hAnsi="Calibri" w:cs="Calibri"/>
+          <w:szCs w:val="28"/>
+          <w:lang w:val="es-419"/>
+        </w:rPr>
         <w:t>Revista SENNOVA. (2020). Buenas prácticas agrícolas y normatividad en Colombia: análisis y perspectivas. Información Tecnológica, 31(6), 87-96.</w:t>
       </w:r>
     </w:p>
@@ -10660,7 +11022,7 @@
         </w:rPr>
         <w:t xml:space="preserve"> </w:t>
       </w:r>
-      <w:hyperlink r:id="rId21" w:history="1">
+      <w:hyperlink r:id="rId19" w:history="1">
         <w:r>
           <w:rPr>
             <w:rStyle w:val="Hipervnculo"/>
@@ -10685,12 +11047,12 @@
       <w:pPr>
         <w:pStyle w:val="Titulosgenerales"/>
       </w:pPr>
-      <w:bookmarkStart w:id="39" w:name="_Toc210379745"/>
+      <w:bookmarkStart w:id="49" w:name="_Toc212556967"/>
       <w:r>
         <w:lastRenderedPageBreak/>
         <w:t>Créditos</w:t>
       </w:r>
-      <w:bookmarkEnd w:id="39"/>
+      <w:bookmarkEnd w:id="49"/>
     </w:p>
     <w:tbl>
       <w:tblPr>
@@ -11241,14 +11603,6 @@
               </w:rPr>
               <w:t>full stack</w:t>
             </w:r>
-            <w:r>
-              <w:rPr>
-                <w:rStyle w:val="Extranjerismo"/>
-                <w:rFonts w:cs="Calibri"/>
-                <w:szCs w:val="24"/>
-              </w:rPr>
-              <w:t xml:space="preserve"> junior</w:t>
-            </w:r>
           </w:p>
         </w:tc>
         <w:tc>
@@ -11648,8 +12002,8 @@
       </w:pPr>
     </w:p>
     <w:sectPr>
-      <w:headerReference w:type="default" r:id="rId22"/>
-      <w:footerReference w:type="default" r:id="rId23"/>
+      <w:headerReference w:type="default" r:id="rId20"/>
+      <w:footerReference w:type="default" r:id="rId21"/>
       <w:pgSz w:w="12240" w:h="15840"/>
       <w:pgMar w:top="1701" w:right="1134" w:bottom="1134" w:left="1134" w:header="709" w:footer="737" w:gutter="0"/>
       <w:pgNumType w:start="1"/>
@@ -18629,8 +18983,8 @@
 </file>
 
 <file path=customXml/item1.xml><?xml version="1.0" encoding="utf-8"?>
-<ct:contentTypeSchema xmlns:ct="http://schemas.microsoft.com/office/2006/metadata/contentType" xmlns:ma="http://schemas.microsoft.com/office/2006/metadata/properties/metaAttributes" ct:_="" ma:_="" ma:contentTypeName="Documento" ma:contentTypeID="0x010100FC2B1768DD5A774EB396CCAB0DE361C1" ma:contentTypeVersion="12" ma:contentTypeDescription="Crear nuevo documento." ma:contentTypeScope="" ma:versionID="73bbb3c317121ea3087ce0564dba81cf">
-  <xsd:schema xmlns:xsd="http://www.w3.org/2001/XMLSchema" xmlns:xs="http://www.w3.org/2001/XMLSchema" xmlns:p="http://schemas.microsoft.com/office/2006/metadata/properties" xmlns:ns2="a70d3c18-0869-45a1-9f75-4b4b8f0f32be" xmlns:ns3="adccf511-daff-4bcb-9072-914cedbf4c7e" targetNamespace="http://schemas.microsoft.com/office/2006/metadata/properties" ma:root="true" ma:fieldsID="89b5199a66abea40ca7ec6b263fc5e35" ns2:_="" ns3:_="">
+<ct:contentTypeSchema xmlns:ct="http://schemas.microsoft.com/office/2006/metadata/contentType" xmlns:ma="http://schemas.microsoft.com/office/2006/metadata/properties/metaAttributes" ct:_="" ma:_="" ma:contentTypeName="Documento" ma:contentTypeID="0x010100FC2B1768DD5A774EB396CCAB0DE361C1" ma:contentTypeVersion="12" ma:contentTypeDescription="Crear nuevo documento." ma:contentTypeScope="" ma:versionID="d4a546b22d2924edabf51241cf3422b8">
+  <xsd:schema xmlns:xsd="http://www.w3.org/2001/XMLSchema" xmlns:xs="http://www.w3.org/2001/XMLSchema" xmlns:p="http://schemas.microsoft.com/office/2006/metadata/properties" xmlns:ns2="a70d3c18-0869-45a1-9f75-4b4b8f0f32be" xmlns:ns3="adccf511-daff-4bcb-9072-914cedbf4c7e" targetNamespace="http://schemas.microsoft.com/office/2006/metadata/properties" ma:root="true" ma:fieldsID="e29002b2d9ca820e89c57fc59ec70c79" ns2:_="" ns3:_="">
     <xsd:import namespace="a70d3c18-0869-45a1-9f75-4b4b8f0f32be"/>
     <xsd:import namespace="adccf511-daff-4bcb-9072-914cedbf4c7e"/>
     <xsd:element name="properties">
@@ -18854,7 +19208,7 @@
 </file>
 
 <file path=customXml/itemProps1.xml><?xml version="1.0" encoding="utf-8"?>
-<ds:datastoreItem xmlns:ds="http://schemas.openxmlformats.org/officeDocument/2006/customXml" ds:itemID="{7CCE1608-761D-41E0-A43E-15EBFC180C50}"/>
+<ds:datastoreItem xmlns:ds="http://schemas.openxmlformats.org/officeDocument/2006/customXml" ds:itemID="{B8D91391-C1FF-4F03-BD27-64AD37FCCB94}"/>
 </file>
 
 <file path=customXml/itemProps2.xml><?xml version="1.0" encoding="utf-8"?>

--- a/fuentes/CFA1_73311548_DU.docx
+++ b/fuentes/CFA1_73311548_DU.docx
@@ -395,7 +395,23 @@
           <w:bCs/>
           <w:szCs w:val="28"/>
         </w:rPr>
-        <w:t>Las prácticas agrícolas para el cultivo del plátano son un conjunto de técnicas y métodos utilizados para cultivar, cuidar y cosechar esta planta de manera eficiente y sostenible. Estas prácticas incluyen la selección adecuada del terreno, la preparación del suelo, la siembra de hijuelos, el riego, la fertilización, el control de plagas y enfermedades, la poda y el manejo poscosecha.</w:t>
+        <w:t xml:space="preserve">Las prácticas agrícolas para el cultivo del plátano son un conjunto de técnicas y métodos utilizados para cultivar, cuidar y cosechar esta planta de manera eficiente y sostenible. Estas prácticas incluyen la selección adecuada del terreno, la preparación del suelo, la siembra de hijuelos, el riego, la fertilización, el control de plagas y enfermedades, la poda y el manejo </w:t>
+      </w:r>
+      <w:proofErr w:type="spellStart"/>
+      <w:r>
+        <w:rPr>
+          <w:bCs/>
+          <w:szCs w:val="28"/>
+        </w:rPr>
+        <w:t>poscosecha</w:t>
+      </w:r>
+      <w:proofErr w:type="spellEnd"/>
+      <w:r>
+        <w:rPr>
+          <w:bCs/>
+          <w:szCs w:val="28"/>
+        </w:rPr>
+        <w:t>.</w:t>
       </w:r>
     </w:p>
     <w:p>
@@ -515,7 +531,7 @@
           <w:r>
             <w:fldChar w:fldCharType="separate"/>
           </w:r>
-          <w:hyperlink w:anchor="_Toc212556943" w:history="1">
+          <w:hyperlink w:anchor="_Toc212974117" w:history="1">
             <w:r>
               <w:rPr>
                 <w:rStyle w:val="Hipervnculo"/>
@@ -542,7 +558,7 @@
                 <w:noProof/>
                 <w:webHidden/>
               </w:rPr>
-              <w:instrText xml:space="preserve"> PAGEREF _Toc212556943 \h </w:instrText>
+              <w:instrText xml:space="preserve"> PAGEREF _Toc212974117 \h </w:instrText>
             </w:r>
             <w:r>
               <w:rPr>
@@ -589,7 +605,7 @@
               <w14:ligatures w14:val="none"/>
             </w:rPr>
           </w:pPr>
-          <w:hyperlink w:anchor="_Toc212556944" w:history="1">
+          <w:hyperlink w:anchor="_Toc212974118" w:history="1">
             <w:r>
               <w:rPr>
                 <w:rStyle w:val="Hipervnculo"/>
@@ -634,7 +650,7 @@
                 <w:noProof/>
                 <w:webHidden/>
               </w:rPr>
-              <w:instrText xml:space="preserve"> PAGEREF _Toc212556944 \h </w:instrText>
+              <w:instrText xml:space="preserve"> PAGEREF _Toc212974118 \h </w:instrText>
             </w:r>
             <w:r>
               <w:rPr>
@@ -677,7 +693,7 @@
               <w14:ligatures w14:val="none"/>
             </w:rPr>
           </w:pPr>
-          <w:hyperlink w:anchor="_Toc212556945" w:history="1">
+          <w:hyperlink w:anchor="_Toc212974119" w:history="1">
             <w:r>
               <w:rPr>
                 <w:rStyle w:val="Hipervnculo"/>
@@ -722,7 +738,7 @@
                 <w:noProof/>
                 <w:webHidden/>
               </w:rPr>
-              <w:instrText xml:space="preserve"> PAGEREF _Toc212556945 \h </w:instrText>
+              <w:instrText xml:space="preserve"> PAGEREF _Toc212974119 \h </w:instrText>
             </w:r>
             <w:r>
               <w:rPr>
@@ -769,7 +785,7 @@
               <w14:ligatures w14:val="none"/>
             </w:rPr>
           </w:pPr>
-          <w:hyperlink w:anchor="_Toc212556946" w:history="1">
+          <w:hyperlink w:anchor="_Toc212974120" w:history="1">
             <w:r>
               <w:rPr>
                 <w:rStyle w:val="Hipervnculo"/>
@@ -814,7 +830,7 @@
                 <w:noProof/>
                 <w:webHidden/>
               </w:rPr>
-              <w:instrText xml:space="preserve"> PAGEREF _Toc212556946 \h </w:instrText>
+              <w:instrText xml:space="preserve"> PAGEREF _Toc212974120 \h </w:instrText>
             </w:r>
             <w:r>
               <w:rPr>
@@ -861,7 +877,7 @@
               <w14:ligatures w14:val="none"/>
             </w:rPr>
           </w:pPr>
-          <w:hyperlink w:anchor="_Toc212556947" w:history="1">
+          <w:hyperlink w:anchor="_Toc212974121" w:history="1">
             <w:r>
               <w:rPr>
                 <w:rStyle w:val="Hipervnculo"/>
@@ -906,7 +922,7 @@
                 <w:noProof/>
                 <w:webHidden/>
               </w:rPr>
-              <w:instrText xml:space="preserve"> PAGEREF _Toc212556947 \h </w:instrText>
+              <w:instrText xml:space="preserve"> PAGEREF _Toc212974121 \h </w:instrText>
             </w:r>
             <w:r>
               <w:rPr>
@@ -953,7 +969,7 @@
               <w14:ligatures w14:val="none"/>
             </w:rPr>
           </w:pPr>
-          <w:hyperlink w:anchor="_Toc212556948" w:history="1">
+          <w:hyperlink w:anchor="_Toc212974122" w:history="1">
             <w:r>
               <w:rPr>
                 <w:rStyle w:val="Hipervnculo"/>
@@ -998,7 +1014,7 @@
                 <w:noProof/>
                 <w:webHidden/>
               </w:rPr>
-              <w:instrText xml:space="preserve"> PAGEREF _Toc212556948 \h </w:instrText>
+              <w:instrText xml:space="preserve"> PAGEREF _Toc212974122 \h </w:instrText>
             </w:r>
             <w:r>
               <w:rPr>
@@ -1045,7 +1061,7 @@
               <w14:ligatures w14:val="none"/>
             </w:rPr>
           </w:pPr>
-          <w:hyperlink w:anchor="_Toc212556949" w:history="1">
+          <w:hyperlink w:anchor="_Toc212974123" w:history="1">
             <w:r>
               <w:rPr>
                 <w:rStyle w:val="Hipervnculo"/>
@@ -1090,7 +1106,7 @@
                 <w:noProof/>
                 <w:webHidden/>
               </w:rPr>
-              <w:instrText xml:space="preserve"> PAGEREF _Toc212556949 \h </w:instrText>
+              <w:instrText xml:space="preserve"> PAGEREF _Toc212974123 \h </w:instrText>
             </w:r>
             <w:r>
               <w:rPr>
@@ -1137,7 +1153,7 @@
               <w14:ligatures w14:val="none"/>
             </w:rPr>
           </w:pPr>
-          <w:hyperlink w:anchor="_Toc212556950" w:history="1">
+          <w:hyperlink w:anchor="_Toc212974124" w:history="1">
             <w:r>
               <w:rPr>
                 <w:rStyle w:val="Hipervnculo"/>
@@ -1182,7 +1198,7 @@
                 <w:noProof/>
                 <w:webHidden/>
               </w:rPr>
-              <w:instrText xml:space="preserve"> PAGEREF _Toc212556950 \h </w:instrText>
+              <w:instrText xml:space="preserve"> PAGEREF _Toc212974124 \h </w:instrText>
             </w:r>
             <w:r>
               <w:rPr>
@@ -1225,7 +1241,7 @@
               <w14:ligatures w14:val="none"/>
             </w:rPr>
           </w:pPr>
-          <w:hyperlink w:anchor="_Toc212556956" w:history="1">
+          <w:hyperlink w:anchor="_Toc212974130" w:history="1">
             <w:r>
               <w:rPr>
                 <w:rStyle w:val="Hipervnculo"/>
@@ -1270,7 +1286,7 @@
                 <w:noProof/>
                 <w:webHidden/>
               </w:rPr>
-              <w:instrText xml:space="preserve"> PAGEREF _Toc212556956 \h </w:instrText>
+              <w:instrText xml:space="preserve"> PAGEREF _Toc212974130 \h </w:instrText>
             </w:r>
             <w:r>
               <w:rPr>
@@ -1313,7 +1329,7 @@
               <w14:ligatures w14:val="none"/>
             </w:rPr>
           </w:pPr>
-          <w:hyperlink w:anchor="_Toc212556957" w:history="1">
+          <w:hyperlink w:anchor="_Toc212974131" w:history="1">
             <w:r>
               <w:rPr>
                 <w:rStyle w:val="Hipervnculo"/>
@@ -1358,7 +1374,7 @@
                 <w:noProof/>
                 <w:webHidden/>
               </w:rPr>
-              <w:instrText xml:space="preserve"> PAGEREF _Toc212556957 \h </w:instrText>
+              <w:instrText xml:space="preserve"> PAGEREF _Toc212974131 \h </w:instrText>
             </w:r>
             <w:r>
               <w:rPr>
@@ -1401,7 +1417,7 @@
               <w14:ligatures w14:val="none"/>
             </w:rPr>
           </w:pPr>
-          <w:hyperlink w:anchor="_Toc212556958" w:history="1">
+          <w:hyperlink w:anchor="_Toc212974132" w:history="1">
             <w:r>
               <w:rPr>
                 <w:rStyle w:val="Hipervnculo"/>
@@ -1446,7 +1462,7 @@
                 <w:noProof/>
                 <w:webHidden/>
               </w:rPr>
-              <w:instrText xml:space="preserve"> PAGEREF _Toc212556958 \h </w:instrText>
+              <w:instrText xml:space="preserve"> PAGEREF _Toc212974132 \h </w:instrText>
             </w:r>
             <w:r>
               <w:rPr>
@@ -1489,7 +1505,7 @@
               <w14:ligatures w14:val="none"/>
             </w:rPr>
           </w:pPr>
-          <w:hyperlink w:anchor="_Toc212556959" w:history="1">
+          <w:hyperlink w:anchor="_Toc212974133" w:history="1">
             <w:r>
               <w:rPr>
                 <w:rStyle w:val="Hipervnculo"/>
@@ -1534,7 +1550,7 @@
                 <w:noProof/>
                 <w:webHidden/>
               </w:rPr>
-              <w:instrText xml:space="preserve"> PAGEREF _Toc212556959 \h </w:instrText>
+              <w:instrText xml:space="preserve"> PAGEREF _Toc212974133 \h </w:instrText>
             </w:r>
             <w:r>
               <w:rPr>
@@ -1577,7 +1593,7 @@
               <w14:ligatures w14:val="none"/>
             </w:rPr>
           </w:pPr>
-          <w:hyperlink w:anchor="_Toc212556960" w:history="1">
+          <w:hyperlink w:anchor="_Toc212974134" w:history="1">
             <w:r>
               <w:rPr>
                 <w:rStyle w:val="Hipervnculo"/>
@@ -1622,7 +1638,7 @@
                 <w:noProof/>
                 <w:webHidden/>
               </w:rPr>
-              <w:instrText xml:space="preserve"> PAGEREF _Toc212556960 \h </w:instrText>
+              <w:instrText xml:space="preserve"> PAGEREF _Toc212974134 \h </w:instrText>
             </w:r>
             <w:r>
               <w:rPr>
@@ -1669,7 +1685,7 @@
               <w14:ligatures w14:val="none"/>
             </w:rPr>
           </w:pPr>
-          <w:hyperlink w:anchor="_Toc212556961" w:history="1">
+          <w:hyperlink w:anchor="_Toc212974135" w:history="1">
             <w:r>
               <w:rPr>
                 <w:rStyle w:val="Hipervnculo"/>
@@ -1714,7 +1730,7 @@
                 <w:noProof/>
                 <w:webHidden/>
               </w:rPr>
-              <w:instrText xml:space="preserve"> PAGEREF _Toc212556961 \h </w:instrText>
+              <w:instrText xml:space="preserve"> PAGEREF _Toc212974135 \h </w:instrText>
             </w:r>
             <w:r>
               <w:rPr>
@@ -1761,7 +1777,7 @@
               <w14:ligatures w14:val="none"/>
             </w:rPr>
           </w:pPr>
-          <w:hyperlink w:anchor="_Toc212556962" w:history="1">
+          <w:hyperlink w:anchor="_Toc212974136" w:history="1">
             <w:r>
               <w:rPr>
                 <w:rStyle w:val="Hipervnculo"/>
@@ -1806,7 +1822,7 @@
                 <w:noProof/>
                 <w:webHidden/>
               </w:rPr>
-              <w:instrText xml:space="preserve"> PAGEREF _Toc212556962 \h </w:instrText>
+              <w:instrText xml:space="preserve"> PAGEREF _Toc212974136 \h </w:instrText>
             </w:r>
             <w:r>
               <w:rPr>
@@ -1852,7 +1868,7 @@
               <w14:ligatures w14:val="none"/>
             </w:rPr>
           </w:pPr>
-          <w:hyperlink w:anchor="_Toc212556963" w:history="1">
+          <w:hyperlink w:anchor="_Toc212974137" w:history="1">
             <w:r>
               <w:rPr>
                 <w:rStyle w:val="Hipervnculo"/>
@@ -1879,7 +1895,7 @@
                 <w:noProof/>
                 <w:webHidden/>
               </w:rPr>
-              <w:instrText xml:space="preserve"> PAGEREF _Toc212556963 \h </w:instrText>
+              <w:instrText xml:space="preserve"> PAGEREF _Toc212974137 \h </w:instrText>
             </w:r>
             <w:r>
               <w:rPr>
@@ -1925,7 +1941,7 @@
               <w14:ligatures w14:val="none"/>
             </w:rPr>
           </w:pPr>
-          <w:hyperlink w:anchor="_Toc212556964" w:history="1">
+          <w:hyperlink w:anchor="_Toc212974138" w:history="1">
             <w:r>
               <w:rPr>
                 <w:rStyle w:val="Hipervnculo"/>
@@ -1952,7 +1968,7 @@
                 <w:noProof/>
                 <w:webHidden/>
               </w:rPr>
-              <w:instrText xml:space="preserve"> PAGEREF _Toc212556964 \h </w:instrText>
+              <w:instrText xml:space="preserve"> PAGEREF _Toc212974138 \h </w:instrText>
             </w:r>
             <w:r>
               <w:rPr>
@@ -1998,7 +2014,7 @@
               <w14:ligatures w14:val="none"/>
             </w:rPr>
           </w:pPr>
-          <w:hyperlink w:anchor="_Toc212556965" w:history="1">
+          <w:hyperlink w:anchor="_Toc212974139" w:history="1">
             <w:r>
               <w:rPr>
                 <w:rStyle w:val="Hipervnculo"/>
@@ -2025,7 +2041,7 @@
                 <w:noProof/>
                 <w:webHidden/>
               </w:rPr>
-              <w:instrText xml:space="preserve"> PAGEREF _Toc212556965 \h </w:instrText>
+              <w:instrText xml:space="preserve"> PAGEREF _Toc212974139 \h </w:instrText>
             </w:r>
             <w:r>
               <w:rPr>
@@ -2071,7 +2087,7 @@
               <w14:ligatures w14:val="none"/>
             </w:rPr>
           </w:pPr>
-          <w:hyperlink w:anchor="_Toc212556966" w:history="1">
+          <w:hyperlink w:anchor="_Toc212974140" w:history="1">
             <w:r>
               <w:rPr>
                 <w:rStyle w:val="Hipervnculo"/>
@@ -2098,7 +2114,7 @@
                 <w:noProof/>
                 <w:webHidden/>
               </w:rPr>
-              <w:instrText xml:space="preserve"> PAGEREF _Toc212556966 \h </w:instrText>
+              <w:instrText xml:space="preserve"> PAGEREF _Toc212974140 \h </w:instrText>
             </w:r>
             <w:r>
               <w:rPr>
@@ -2144,7 +2160,7 @@
               <w14:ligatures w14:val="none"/>
             </w:rPr>
           </w:pPr>
-          <w:hyperlink w:anchor="_Toc212556967" w:history="1">
+          <w:hyperlink w:anchor="_Toc212974141" w:history="1">
             <w:r>
               <w:rPr>
                 <w:rStyle w:val="Hipervnculo"/>
@@ -2171,7 +2187,7 @@
                 <w:noProof/>
                 <w:webHidden/>
               </w:rPr>
-              <w:instrText xml:space="preserve"> PAGEREF _Toc212556967 \h </w:instrText>
+              <w:instrText xml:space="preserve"> PAGEREF _Toc212974141 \h </w:instrText>
             </w:r>
             <w:r>
               <w:rPr>
@@ -2236,7 +2252,7 @@
       <w:pPr>
         <w:pStyle w:val="Titulosgenerales"/>
       </w:pPr>
-      <w:bookmarkStart w:id="0" w:name="_Toc212556943"/>
+      <w:bookmarkStart w:id="0" w:name="_Toc212974117"/>
       <w:r>
         <w:lastRenderedPageBreak/>
         <w:t>Introducción</w:t>
@@ -2806,7 +2822,7 @@
       <w:pPr>
         <w:pStyle w:val="Ttulo1"/>
       </w:pPr>
-      <w:bookmarkStart w:id="1" w:name="_Toc212556944"/>
+      <w:bookmarkStart w:id="1" w:name="_Toc212974118"/>
       <w:r>
         <w:lastRenderedPageBreak/>
         <w:t xml:space="preserve">Generalidades </w:t>
@@ -2830,7 +2846,25 @@
           <w:szCs w:val="28"/>
           <w:lang w:val="es-419"/>
         </w:rPr>
-        <w:t>Las buenas prácticas agrícolas (BPA), son un conjunto de principios, normas y procedimientos aplicados en la producción, cosecha y poscosecha de los cultivos agrícolas, cuyo propósito principal es garantizar alimentos seguros, de calidad y obtenidos de manera sostenible. Se fundamentan en el equilibrio entre productividad, cuidado del medio ambiente, bienestar de los trabajadores y satisfacción de los consumidores.</w:t>
+        <w:t xml:space="preserve">Las buenas prácticas agrícolas (BPA), son un conjunto de principios, normas y procedimientos aplicados en la producción, cosecha y </w:t>
+      </w:r>
+      <w:proofErr w:type="spellStart"/>
+      <w:r>
+        <w:rPr>
+          <w:rFonts w:ascii="Calibri" w:hAnsi="Calibri" w:cs="Calibri"/>
+          <w:szCs w:val="28"/>
+          <w:lang w:val="es-419"/>
+        </w:rPr>
+        <w:t>poscosecha</w:t>
+      </w:r>
+      <w:proofErr w:type="spellEnd"/>
+      <w:r>
+        <w:rPr>
+          <w:rFonts w:ascii="Calibri" w:hAnsi="Calibri" w:cs="Calibri"/>
+          <w:szCs w:val="28"/>
+          <w:lang w:val="es-419"/>
+        </w:rPr>
+        <w:t xml:space="preserve"> de los cultivos agrícolas, cuyo propósito principal es garantizar alimentos seguros, de calidad y obtenidos de manera sostenible. Se fundamentan en el equilibrio entre productividad, cuidado del medio ambiente, bienestar de los trabajadores y satisfacción de los consumidores.</w:t>
       </w:r>
     </w:p>
     <w:p>
@@ -3051,7 +3085,7 @@
       <w:pPr>
         <w:pStyle w:val="Ttulo2"/>
       </w:pPr>
-      <w:bookmarkStart w:id="2" w:name="_Toc212556945"/>
+      <w:bookmarkStart w:id="2" w:name="_Toc212974119"/>
       <w:r>
         <w:t>NTC 5400</w:t>
       </w:r>
@@ -3109,7 +3143,27 @@
           <w:szCs w:val="28"/>
           <w:lang w:val="es-419"/>
         </w:rPr>
-        <w:t>Estructura General de la NTC 5400</w:t>
+        <w:t xml:space="preserve">Estructura </w:t>
+      </w:r>
+      <w:r>
+        <w:rPr>
+          <w:rFonts w:ascii="Calibri" w:hAnsi="Calibri" w:cs="Calibri"/>
+          <w:b/>
+          <w:bCs/>
+          <w:szCs w:val="28"/>
+          <w:lang w:val="es-419"/>
+        </w:rPr>
+        <w:t>g</w:t>
+      </w:r>
+      <w:r>
+        <w:rPr>
+          <w:rFonts w:ascii="Calibri" w:hAnsi="Calibri" w:cs="Calibri"/>
+          <w:b/>
+          <w:bCs/>
+          <w:szCs w:val="28"/>
+          <w:lang w:val="es-419"/>
+        </w:rPr>
+        <w:t>eneral de la NTC 5400</w:t>
       </w:r>
     </w:p>
     <w:p>
@@ -3275,13 +3329,23 @@
           <w:lang w:val="es-419"/>
         </w:rPr>
       </w:pPr>
-      <w:r>
-        <w:rPr>
-          <w:rFonts w:ascii="Calibri" w:hAnsi="Calibri" w:cs="Calibri"/>
-          <w:szCs w:val="28"/>
-          <w:lang w:val="es-419"/>
-        </w:rPr>
-        <w:t>Poscosecha: agua potable según la legislación nacional.</w:t>
+      <w:proofErr w:type="spellStart"/>
+      <w:r>
+        <w:rPr>
+          <w:rFonts w:ascii="Calibri" w:hAnsi="Calibri" w:cs="Calibri"/>
+          <w:szCs w:val="28"/>
+          <w:lang w:val="es-419"/>
+        </w:rPr>
+        <w:t>Poscosecha</w:t>
+      </w:r>
+      <w:proofErr w:type="spellEnd"/>
+      <w:r>
+        <w:rPr>
+          <w:rFonts w:ascii="Calibri" w:hAnsi="Calibri" w:cs="Calibri"/>
+          <w:szCs w:val="28"/>
+          <w:lang w:val="es-419"/>
+        </w:rPr>
+        <w:t>: agua potable según la legislación nacional.</w:t>
       </w:r>
     </w:p>
     <w:p>
@@ -3621,8 +3685,20 @@
           <w:szCs w:val="28"/>
           <w:lang w:val="es-419"/>
         </w:rPr>
-        <w:t>Prácticas de cosecha y poscosecha</w:t>
-      </w:r>
+        <w:t xml:space="preserve">Prácticas de cosecha y </w:t>
+      </w:r>
+      <w:proofErr w:type="spellStart"/>
+      <w:r>
+        <w:rPr>
+          <w:rFonts w:ascii="Calibri" w:hAnsi="Calibri" w:cs="Calibri"/>
+          <w:b/>
+          <w:bCs/>
+          <w:szCs w:val="28"/>
+          <w:lang w:val="es-419"/>
+        </w:rPr>
+        <w:t>poscosecha</w:t>
+      </w:r>
+      <w:proofErr w:type="spellEnd"/>
       <w:r>
         <w:rPr>
           <w:rFonts w:ascii="Calibri" w:hAnsi="Calibri" w:cs="Calibri"/>
@@ -4051,7 +4127,7 @@
       <w:pPr>
         <w:pStyle w:val="Ttulo1"/>
       </w:pPr>
-      <w:bookmarkStart w:id="3" w:name="_Toc212556946"/>
+      <w:bookmarkStart w:id="3" w:name="_Toc212974120"/>
       <w:r>
         <w:lastRenderedPageBreak/>
         <w:t>Calidad en el sector agrícola</w:t>
@@ -4261,36 +4337,34 @@
           <w:bCs/>
         </w:rPr>
       </w:pPr>
+      <w:proofErr w:type="gramStart"/>
       <w:r>
         <w:rPr>
           <w:b/>
         </w:rPr>
         <w:lastRenderedPageBreak/>
-        <w:t>GLOBAL G.A.P</w:t>
-      </w:r>
+        <w:t>GLOBALG.A.P</w:t>
+      </w:r>
+      <w:proofErr w:type="gramEnd"/>
       <w:r>
         <w:rPr>
           <w:bCs/>
         </w:rPr>
         <w:t xml:space="preserve">: </w:t>
       </w:r>
-      <w:r>
-        <w:rPr>
-          <w:bCs/>
-        </w:rPr>
-        <w:t>Global</w:t>
-      </w:r>
-      <w:r>
-        <w:rPr>
-          <w:bCs/>
-        </w:rPr>
-        <w:t xml:space="preserve"> </w:t>
-      </w:r>
-      <w:r>
-        <w:rPr>
-          <w:bCs/>
-        </w:rPr>
-        <w:t xml:space="preserve">G.A.P. es una norma internacional que certifica las </w:t>
+      <w:proofErr w:type="spellStart"/>
+      <w:r>
+        <w:rPr>
+          <w:bCs/>
+        </w:rPr>
+        <w:t>GlobalG.A.P</w:t>
+      </w:r>
+      <w:proofErr w:type="spellEnd"/>
+      <w:r>
+        <w:rPr>
+          <w:bCs/>
+        </w:rPr>
+        <w:t xml:space="preserve">. es una norma internacional que certifica las </w:t>
       </w:r>
       <w:r>
         <w:rPr>
@@ -4362,10 +4436,22 @@
       <w:pPr>
         <w:pStyle w:val="Ttulo1"/>
       </w:pPr>
-      <w:bookmarkStart w:id="4" w:name="_Toc212556947"/>
+      <w:bookmarkStart w:id="4" w:name="_Toc212974121"/>
       <w:r>
         <w:lastRenderedPageBreak/>
-        <w:t>Inocuidad en el plátano y protección sanitaria</w:t>
+        <w:t xml:space="preserve">Inocuidad en el plátano y </w:t>
+      </w:r>
+      <w:r>
+        <w:t>p</w:t>
+      </w:r>
+      <w:r>
+        <w:t xml:space="preserve">rotección </w:t>
+      </w:r>
+      <w:r>
+        <w:t>s</w:t>
+      </w:r>
+      <w:r>
+        <w:t>anitaria</w:t>
       </w:r>
       <w:bookmarkEnd w:id="4"/>
     </w:p>
@@ -4392,7 +4478,21 @@
         <w:rPr>
           <w:lang w:val="es-419" w:eastAsia="es-CO"/>
         </w:rPr>
-        <w:t>El plátano, al ser un fruto climatérico, es altamente perecedero y susceptible a contaminaciones en cualquier fase de la producción: desde la siembra hasta la poscosecha. Por ello, la implementación de prácticas adecuadas resulta esencial para reducir pérdidas, prolongar la vida útil y cumplir con requisitos sanitarios internacionales.</w:t>
+        <w:t xml:space="preserve">El plátano, al ser un fruto climatérico, es altamente perecedero y susceptible a contaminaciones en cualquier fase de la producción: desde la siembra hasta la </w:t>
+      </w:r>
+      <w:proofErr w:type="spellStart"/>
+      <w:r>
+        <w:rPr>
+          <w:lang w:val="es-419" w:eastAsia="es-CO"/>
+        </w:rPr>
+        <w:t>poscosecha</w:t>
+      </w:r>
+      <w:proofErr w:type="spellEnd"/>
+      <w:r>
+        <w:rPr>
+          <w:lang w:val="es-419" w:eastAsia="es-CO"/>
+        </w:rPr>
+        <w:t>. Por ello, la implementación de prácticas adecuadas resulta esencial para reducir pérdidas, prolongar la vida útil y cumplir con requisitos sanitarios internacionales.</w:t>
       </w:r>
     </w:p>
     <w:p>
@@ -4769,7 +4869,23 @@
           <w:bCs/>
           <w:lang w:val="es-419" w:eastAsia="es-CO"/>
         </w:rPr>
-        <w:t xml:space="preserve">Importancia de la Inocuidad y la </w:t>
+        <w:t xml:space="preserve">Importancia de la </w:t>
+      </w:r>
+      <w:r>
+        <w:rPr>
+          <w:b/>
+          <w:bCs/>
+          <w:lang w:val="es-419" w:eastAsia="es-CO"/>
+        </w:rPr>
+        <w:t>i</w:t>
+      </w:r>
+      <w:r>
+        <w:rPr>
+          <w:b/>
+          <w:bCs/>
+          <w:lang w:val="es-419" w:eastAsia="es-CO"/>
+        </w:rPr>
+        <w:t xml:space="preserve">nocuidad y la </w:t>
       </w:r>
       <w:r>
         <w:rPr>
@@ -4945,7 +5061,7 @@
       <w:pPr>
         <w:pStyle w:val="Ttulo1"/>
       </w:pPr>
-      <w:bookmarkStart w:id="5" w:name="_Toc212556948"/>
+      <w:bookmarkStart w:id="5" w:name="_Toc212974122"/>
       <w:r>
         <w:lastRenderedPageBreak/>
         <w:t>Ventajas y desventajas de la implementación de las BPA</w:t>
@@ -5349,7 +5465,7 @@
       <w:pPr>
         <w:pStyle w:val="Ttulo1"/>
       </w:pPr>
-      <w:bookmarkStart w:id="6" w:name="_Toc212556949"/>
+      <w:bookmarkStart w:id="6" w:name="_Toc212974123"/>
       <w:r>
         <w:lastRenderedPageBreak/>
         <w:t>Seguridad y bienestar social del trabajador</w:t>
@@ -5716,7 +5832,7 @@
       <w:pPr>
         <w:pStyle w:val="Ttulo1"/>
       </w:pPr>
-      <w:bookmarkStart w:id="7" w:name="_Toc212556950"/>
+      <w:bookmarkStart w:id="7" w:name="_Toc212974124"/>
       <w:r>
         <w:lastRenderedPageBreak/>
         <w:t>Requisitos para la implementación de las BPA</w:t>
@@ -5802,12 +5918,16 @@
       <w:bookmarkStart w:id="11" w:name="_Toc210379729"/>
       <w:bookmarkStart w:id="12" w:name="_Toc212122725"/>
       <w:bookmarkStart w:id="13" w:name="_Toc212556951"/>
+      <w:bookmarkStart w:id="14" w:name="_Toc212817724"/>
+      <w:bookmarkStart w:id="15" w:name="_Toc212974125"/>
       <w:bookmarkEnd w:id="8"/>
       <w:bookmarkEnd w:id="9"/>
       <w:bookmarkEnd w:id="10"/>
       <w:bookmarkEnd w:id="11"/>
       <w:bookmarkEnd w:id="12"/>
       <w:bookmarkEnd w:id="13"/>
+      <w:bookmarkEnd w:id="14"/>
+      <w:bookmarkEnd w:id="15"/>
     </w:p>
     <w:p>
       <w:pPr>
@@ -5833,18 +5953,22 @@
           <w14:ligatures w14:val="none"/>
         </w:rPr>
       </w:pPr>
-      <w:bookmarkStart w:id="14" w:name="_Toc210069172"/>
-      <w:bookmarkStart w:id="15" w:name="_Toc210069197"/>
-      <w:bookmarkStart w:id="16" w:name="_Toc210322887"/>
-      <w:bookmarkStart w:id="17" w:name="_Toc210379730"/>
-      <w:bookmarkStart w:id="18" w:name="_Toc212122726"/>
-      <w:bookmarkStart w:id="19" w:name="_Toc212556952"/>
-      <w:bookmarkEnd w:id="14"/>
-      <w:bookmarkEnd w:id="15"/>
+      <w:bookmarkStart w:id="16" w:name="_Toc210069172"/>
+      <w:bookmarkStart w:id="17" w:name="_Toc210069197"/>
+      <w:bookmarkStart w:id="18" w:name="_Toc210322887"/>
+      <w:bookmarkStart w:id="19" w:name="_Toc210379730"/>
+      <w:bookmarkStart w:id="20" w:name="_Toc212122726"/>
+      <w:bookmarkStart w:id="21" w:name="_Toc212556952"/>
+      <w:bookmarkStart w:id="22" w:name="_Toc212817725"/>
+      <w:bookmarkStart w:id="23" w:name="_Toc212974126"/>
       <w:bookmarkEnd w:id="16"/>
       <w:bookmarkEnd w:id="17"/>
       <w:bookmarkEnd w:id="18"/>
       <w:bookmarkEnd w:id="19"/>
+      <w:bookmarkEnd w:id="20"/>
+      <w:bookmarkEnd w:id="21"/>
+      <w:bookmarkEnd w:id="22"/>
+      <w:bookmarkEnd w:id="23"/>
     </w:p>
     <w:p>
       <w:pPr>
@@ -5870,18 +5994,22 @@
           <w14:ligatures w14:val="none"/>
         </w:rPr>
       </w:pPr>
-      <w:bookmarkStart w:id="20" w:name="_Toc210069173"/>
-      <w:bookmarkStart w:id="21" w:name="_Toc210069198"/>
-      <w:bookmarkStart w:id="22" w:name="_Toc210322888"/>
-      <w:bookmarkStart w:id="23" w:name="_Toc210379731"/>
-      <w:bookmarkStart w:id="24" w:name="_Toc212122727"/>
-      <w:bookmarkStart w:id="25" w:name="_Toc212556953"/>
-      <w:bookmarkEnd w:id="20"/>
-      <w:bookmarkEnd w:id="21"/>
-      <w:bookmarkEnd w:id="22"/>
-      <w:bookmarkEnd w:id="23"/>
+      <w:bookmarkStart w:id="24" w:name="_Toc210069173"/>
+      <w:bookmarkStart w:id="25" w:name="_Toc210069198"/>
+      <w:bookmarkStart w:id="26" w:name="_Toc210322888"/>
+      <w:bookmarkStart w:id="27" w:name="_Toc210379731"/>
+      <w:bookmarkStart w:id="28" w:name="_Toc212122727"/>
+      <w:bookmarkStart w:id="29" w:name="_Toc212556953"/>
+      <w:bookmarkStart w:id="30" w:name="_Toc212817726"/>
+      <w:bookmarkStart w:id="31" w:name="_Toc212974127"/>
       <w:bookmarkEnd w:id="24"/>
       <w:bookmarkEnd w:id="25"/>
+      <w:bookmarkEnd w:id="26"/>
+      <w:bookmarkEnd w:id="27"/>
+      <w:bookmarkEnd w:id="28"/>
+      <w:bookmarkEnd w:id="29"/>
+      <w:bookmarkEnd w:id="30"/>
+      <w:bookmarkEnd w:id="31"/>
     </w:p>
     <w:p>
       <w:pPr>
@@ -5907,18 +6035,22 @@
           <w14:ligatures w14:val="none"/>
         </w:rPr>
       </w:pPr>
-      <w:bookmarkStart w:id="26" w:name="_Toc210069174"/>
-      <w:bookmarkStart w:id="27" w:name="_Toc210069199"/>
-      <w:bookmarkStart w:id="28" w:name="_Toc210322889"/>
-      <w:bookmarkStart w:id="29" w:name="_Toc210379732"/>
-      <w:bookmarkStart w:id="30" w:name="_Toc212122728"/>
-      <w:bookmarkStart w:id="31" w:name="_Toc212556954"/>
-      <w:bookmarkEnd w:id="26"/>
-      <w:bookmarkEnd w:id="27"/>
-      <w:bookmarkEnd w:id="28"/>
-      <w:bookmarkEnd w:id="29"/>
-      <w:bookmarkEnd w:id="30"/>
-      <w:bookmarkEnd w:id="31"/>
+      <w:bookmarkStart w:id="32" w:name="_Toc210069174"/>
+      <w:bookmarkStart w:id="33" w:name="_Toc210069199"/>
+      <w:bookmarkStart w:id="34" w:name="_Toc210322889"/>
+      <w:bookmarkStart w:id="35" w:name="_Toc210379732"/>
+      <w:bookmarkStart w:id="36" w:name="_Toc212122728"/>
+      <w:bookmarkStart w:id="37" w:name="_Toc212556954"/>
+      <w:bookmarkStart w:id="38" w:name="_Toc212817727"/>
+      <w:bookmarkStart w:id="39" w:name="_Toc212974128"/>
+      <w:bookmarkEnd w:id="32"/>
+      <w:bookmarkEnd w:id="33"/>
+      <w:bookmarkEnd w:id="34"/>
+      <w:bookmarkEnd w:id="35"/>
+      <w:bookmarkEnd w:id="36"/>
+      <w:bookmarkEnd w:id="37"/>
+      <w:bookmarkEnd w:id="38"/>
+      <w:bookmarkEnd w:id="39"/>
     </w:p>
     <w:p>
       <w:pPr>
@@ -5944,28 +6076,32 @@
           <w14:ligatures w14:val="none"/>
         </w:rPr>
       </w:pPr>
-      <w:bookmarkStart w:id="32" w:name="_Toc210069175"/>
-      <w:bookmarkStart w:id="33" w:name="_Toc210069200"/>
-      <w:bookmarkStart w:id="34" w:name="_Toc210322890"/>
-      <w:bookmarkStart w:id="35" w:name="_Toc210379733"/>
-      <w:bookmarkStart w:id="36" w:name="_Toc212122729"/>
-      <w:bookmarkStart w:id="37" w:name="_Toc212556955"/>
-      <w:bookmarkEnd w:id="32"/>
-      <w:bookmarkEnd w:id="33"/>
-      <w:bookmarkEnd w:id="34"/>
-      <w:bookmarkEnd w:id="35"/>
-      <w:bookmarkEnd w:id="36"/>
-      <w:bookmarkEnd w:id="37"/>
+      <w:bookmarkStart w:id="40" w:name="_Toc210069175"/>
+      <w:bookmarkStart w:id="41" w:name="_Toc210069200"/>
+      <w:bookmarkStart w:id="42" w:name="_Toc210322890"/>
+      <w:bookmarkStart w:id="43" w:name="_Toc210379733"/>
+      <w:bookmarkStart w:id="44" w:name="_Toc212122729"/>
+      <w:bookmarkStart w:id="45" w:name="_Toc212556955"/>
+      <w:bookmarkStart w:id="46" w:name="_Toc212817728"/>
+      <w:bookmarkStart w:id="47" w:name="_Toc212974129"/>
+      <w:bookmarkEnd w:id="40"/>
+      <w:bookmarkEnd w:id="41"/>
+      <w:bookmarkEnd w:id="42"/>
+      <w:bookmarkEnd w:id="43"/>
+      <w:bookmarkEnd w:id="44"/>
+      <w:bookmarkEnd w:id="45"/>
+      <w:bookmarkEnd w:id="46"/>
+      <w:bookmarkEnd w:id="47"/>
     </w:p>
     <w:p>
       <w:pPr>
         <w:pStyle w:val="Ttulo2"/>
       </w:pPr>
-      <w:bookmarkStart w:id="38" w:name="_Toc212556956"/>
+      <w:bookmarkStart w:id="48" w:name="_Toc212974130"/>
       <w:r>
         <w:t>Instalaciones</w:t>
       </w:r>
-      <w:bookmarkEnd w:id="38"/>
+      <w:bookmarkEnd w:id="48"/>
     </w:p>
     <w:p>
       <w:pPr>
@@ -6457,11 +6593,11 @@
       <w:pPr>
         <w:pStyle w:val="Ttulo2"/>
       </w:pPr>
-      <w:bookmarkStart w:id="39" w:name="_Toc212556957"/>
+      <w:bookmarkStart w:id="49" w:name="_Toc212974131"/>
       <w:r>
         <w:t>Almacenamiento de los insumos agrícolas</w:t>
       </w:r>
-      <w:bookmarkEnd w:id="39"/>
+      <w:bookmarkEnd w:id="49"/>
     </w:p>
     <w:p>
       <w:pPr>
@@ -6593,7 +6729,19 @@
         <w:rPr>
           <w:lang w:val="es-419" w:eastAsia="es-CO"/>
         </w:rPr>
-        <w:t>Las paredes y techos deben proteger de la humedad.</w:t>
+        <w:t>Las paredes y techos</w:t>
+      </w:r>
+      <w:r>
+        <w:rPr>
+          <w:lang w:val="es-419" w:eastAsia="es-CO"/>
+        </w:rPr>
+        <w:t>,</w:t>
+      </w:r>
+      <w:r>
+        <w:rPr>
+          <w:lang w:val="es-419" w:eastAsia="es-CO"/>
+        </w:rPr>
+        <w:t xml:space="preserve"> deben proteger de la humedad.</w:t>
       </w:r>
     </w:p>
     <w:p>
@@ -6676,7 +6824,39 @@
         <w:rPr>
           <w:lang w:val="es-419" w:eastAsia="es-CO"/>
         </w:rPr>
-        <w:t>Se recomienda la separación por categorías: plaguicidas fertilizantes, bio insumos y equipos de aplicación.</w:t>
+        <w:t>Se recomienda la separación por categorías: plaguicidas</w:t>
+      </w:r>
+      <w:r>
+        <w:rPr>
+          <w:lang w:val="es-419" w:eastAsia="es-CO"/>
+        </w:rPr>
+        <w:t>,</w:t>
+      </w:r>
+      <w:r>
+        <w:rPr>
+          <w:lang w:val="es-419" w:eastAsia="es-CO"/>
+        </w:rPr>
+        <w:t xml:space="preserve"> fertilizantes,</w:t>
+      </w:r>
+      <w:r>
+        <w:rPr>
+          <w:lang w:val="es-419" w:eastAsia="es-CO"/>
+        </w:rPr>
+        <w:t xml:space="preserve"> </w:t>
+      </w:r>
+      <w:proofErr w:type="spellStart"/>
+      <w:r>
+        <w:rPr>
+          <w:lang w:val="es-419" w:eastAsia="es-CO"/>
+        </w:rPr>
+        <w:t>bioinsumos</w:t>
+      </w:r>
+      <w:proofErr w:type="spellEnd"/>
+      <w:r>
+        <w:rPr>
+          <w:lang w:val="es-419" w:eastAsia="es-CO"/>
+        </w:rPr>
+        <w:t xml:space="preserve"> y equipos de aplicación.</w:t>
       </w:r>
     </w:p>
     <w:p>
@@ -6712,7 +6892,19 @@
         <w:rPr>
           <w:lang w:val="es-419" w:eastAsia="es-CO"/>
         </w:rPr>
-        <w:t>Implementar el método PEPS (primero en entrar, primero en salir) para evitar vencimiento de productos.</w:t>
+        <w:t>Implementar el método PEPS (primero en entrar, primero en salir) para evitar</w:t>
+      </w:r>
+      <w:r>
+        <w:rPr>
+          <w:lang w:val="es-419" w:eastAsia="es-CO"/>
+        </w:rPr>
+        <w:t xml:space="preserve"> el</w:t>
+      </w:r>
+      <w:r>
+        <w:rPr>
+          <w:lang w:val="es-419" w:eastAsia="es-CO"/>
+        </w:rPr>
+        <w:t xml:space="preserve"> vencimiento de productos.</w:t>
       </w:r>
     </w:p>
     <w:p>
@@ -6873,7 +7065,7 @@
         <w:rPr>
           <w:lang w:val="es-419" w:eastAsia="es-CO"/>
         </w:rPr>
-        <w:t>Nunca deben desecharse en fuentes de aguas, y no mezclarse con basura con basura común.</w:t>
+        <w:t>Nunca deben desecharse en fuentes de aguas, y no mezclarse con basura común.</w:t>
       </w:r>
     </w:p>
     <w:p>
@@ -6926,7 +7118,19 @@
         <w:rPr>
           <w:lang w:val="es-419" w:eastAsia="es-CO"/>
         </w:rPr>
-        <w:t>Mantener registros actualizados del inventario de insumos: cantidades fechas de ingreso, uso y responsable.</w:t>
+        <w:t>Mantener registros actualizados del inventario de insumos: cantidades</w:t>
+      </w:r>
+      <w:r>
+        <w:rPr>
+          <w:lang w:val="es-419" w:eastAsia="es-CO"/>
+        </w:rPr>
+        <w:t>,</w:t>
+      </w:r>
+      <w:r>
+        <w:rPr>
+          <w:lang w:val="es-419" w:eastAsia="es-CO"/>
+        </w:rPr>
+        <w:t xml:space="preserve"> fechas de ingreso, uso y responsable.</w:t>
       </w:r>
     </w:p>
     <w:p>
@@ -6944,7 +7148,19 @@
         <w:rPr>
           <w:lang w:val="es-419" w:eastAsia="es-CO"/>
         </w:rPr>
-        <w:t>Documentar la aplicación en campo: lote, dosis, trabajador que lo aplico y condiciones climáticas.</w:t>
+        <w:t>Documentar la aplicación en campo: lote, dosis, trabajador que lo aplic</w:t>
+      </w:r>
+      <w:r>
+        <w:rPr>
+          <w:lang w:val="es-419" w:eastAsia="es-CO"/>
+        </w:rPr>
+        <w:t>ó</w:t>
+      </w:r>
+      <w:r>
+        <w:rPr>
+          <w:lang w:val="es-419" w:eastAsia="es-CO"/>
+        </w:rPr>
+        <w:t xml:space="preserve"> y condiciones climáticas.</w:t>
       </w:r>
     </w:p>
     <w:p>
@@ -6975,11 +7191,11 @@
       <w:pPr>
         <w:pStyle w:val="Ttulo2"/>
       </w:pPr>
-      <w:bookmarkStart w:id="40" w:name="_Toc212556958"/>
+      <w:bookmarkStart w:id="50" w:name="_Toc212974132"/>
       <w:r>
         <w:t>Equipos, utensilios y herramientas</w:t>
       </w:r>
-      <w:bookmarkEnd w:id="40"/>
+      <w:bookmarkEnd w:id="50"/>
     </w:p>
     <w:p>
       <w:pPr>
@@ -7381,11 +7597,11 @@
       <w:pPr>
         <w:pStyle w:val="Ttulo2"/>
       </w:pPr>
-      <w:bookmarkStart w:id="41" w:name="_Toc212556959"/>
+      <w:bookmarkStart w:id="51" w:name="_Toc212974133"/>
       <w:r>
         <w:t>Agua, suelo y semillas</w:t>
       </w:r>
-      <w:bookmarkEnd w:id="41"/>
+      <w:bookmarkEnd w:id="51"/>
     </w:p>
     <w:p>
       <w:pPr>
@@ -7736,7 +7952,21 @@
         <w:rPr>
           <w:lang w:val="es-419" w:eastAsia="es-CO"/>
         </w:rPr>
-        <w:t xml:space="preserve">La semilla es el punto de partida de todo proceso agrícola, y en el caso del plátano se refiere al material de propagación (cormos, hijuelos) o vitroplantas. Estas últimas son plantas que se producen mediante un método de propagación </w:t>
+        <w:t xml:space="preserve">La semilla es el punto de partida de todo proceso agrícola, y en el caso del plátano se refiere al material de propagación (cormos, hijuelos) o </w:t>
+      </w:r>
+      <w:proofErr w:type="spellStart"/>
+      <w:r>
+        <w:rPr>
+          <w:lang w:val="es-419" w:eastAsia="es-CO"/>
+        </w:rPr>
+        <w:t>vitroplantas</w:t>
+      </w:r>
+      <w:proofErr w:type="spellEnd"/>
+      <w:r>
+        <w:rPr>
+          <w:lang w:val="es-419" w:eastAsia="es-CO"/>
+        </w:rPr>
+        <w:t xml:space="preserve">. Estas últimas son plantas que se producen mediante un método de propagación </w:t>
       </w:r>
       <w:r>
         <w:rPr>
@@ -7792,7 +8022,21 @@
         <w:rPr>
           <w:lang w:val="es-419" w:eastAsia="es-CO"/>
         </w:rPr>
-        <w:t>on semillas, hijuelos o vitroplantas que cuentan con un aval oficial o de un vivero autorizado. Garantizan que están libres de plagas y enfermedades y cumplen estándares de calidad genética y sanitaria.</w:t>
+        <w:t xml:space="preserve">on semillas, hijuelos o </w:t>
+      </w:r>
+      <w:proofErr w:type="spellStart"/>
+      <w:r>
+        <w:rPr>
+          <w:lang w:val="es-419" w:eastAsia="es-CO"/>
+        </w:rPr>
+        <w:t>vitroplantas</w:t>
+      </w:r>
+      <w:proofErr w:type="spellEnd"/>
+      <w:r>
+        <w:rPr>
+          <w:lang w:val="es-419" w:eastAsia="es-CO"/>
+        </w:rPr>
+        <w:t xml:space="preserve"> que cuentan con un aval oficial o de un vivero autorizado. Garantizan que están libres de plagas y enfermedades y cumplen estándares de calidad genética y sanitaria.</w:t>
       </w:r>
     </w:p>
     <w:p>
@@ -7846,7 +8090,21 @@
         <w:rPr>
           <w:lang w:val="es-419" w:eastAsia="es-CO"/>
         </w:rPr>
-        <w:t>on procedimientos aplicados a las semillas o hijuelos antes de la siembra. Incluyen lavado, desinfección con fungicidas, bioinsumos o agua caliente para eliminar patógenos.</w:t>
+        <w:t xml:space="preserve">on procedimientos aplicados a las semillas o hijuelos antes de la siembra. Incluyen lavado, desinfección con fungicidas, </w:t>
+      </w:r>
+      <w:proofErr w:type="spellStart"/>
+      <w:r>
+        <w:rPr>
+          <w:lang w:val="es-419" w:eastAsia="es-CO"/>
+        </w:rPr>
+        <w:t>bioinsumos</w:t>
+      </w:r>
+      <w:proofErr w:type="spellEnd"/>
+      <w:r>
+        <w:rPr>
+          <w:lang w:val="es-419" w:eastAsia="es-CO"/>
+        </w:rPr>
+        <w:t xml:space="preserve"> o agua caliente para eliminar patógenos.</w:t>
       </w:r>
     </w:p>
     <w:p>
@@ -7874,7 +8132,25 @@
           <w:bCs/>
           <w:lang w:val="es-419" w:eastAsia="es-CO"/>
         </w:rPr>
-        <w:t>Innovación tecnológica (vitroplantas):</w:t>
+        <w:t>Innovación tecnológica (</w:t>
+      </w:r>
+      <w:proofErr w:type="spellStart"/>
+      <w:r>
+        <w:rPr>
+          <w:b/>
+          <w:bCs/>
+          <w:lang w:val="es-419" w:eastAsia="es-CO"/>
+        </w:rPr>
+        <w:t>vitroplantas</w:t>
+      </w:r>
+      <w:proofErr w:type="spellEnd"/>
+      <w:r>
+        <w:rPr>
+          <w:b/>
+          <w:bCs/>
+          <w:lang w:val="es-419" w:eastAsia="es-CO"/>
+        </w:rPr>
+        <w:t>):</w:t>
       </w:r>
       <w:r>
         <w:rPr>
@@ -7900,7 +8176,21 @@
           <w:lang w:val="es-419" w:eastAsia="es-CO"/>
         </w:rPr>
         <w:lastRenderedPageBreak/>
-        <w:t>Las vitroplantas aseguran uniformidad en el cultivo, mayor resistencia y productividad.</w:t>
+        <w:t xml:space="preserve">Las </w:t>
+      </w:r>
+      <w:proofErr w:type="spellStart"/>
+      <w:r>
+        <w:rPr>
+          <w:lang w:val="es-419" w:eastAsia="es-CO"/>
+        </w:rPr>
+        <w:t>vitroplantas</w:t>
+      </w:r>
+      <w:proofErr w:type="spellEnd"/>
+      <w:r>
+        <w:rPr>
+          <w:lang w:val="es-419" w:eastAsia="es-CO"/>
+        </w:rPr>
+        <w:t xml:space="preserve"> aseguran uniformidad en el cultivo, mayor resistencia y productividad.</w:t>
       </w:r>
     </w:p>
     <w:p>
@@ -7920,23 +8210,37 @@
       <w:pPr>
         <w:pStyle w:val="Ttulo2"/>
       </w:pPr>
-      <w:bookmarkStart w:id="42" w:name="_Toc212556960"/>
+      <w:bookmarkStart w:id="52" w:name="_Toc212974134"/>
       <w:r>
         <w:t>Materias primas e insumos agrícolas</w:t>
       </w:r>
-      <w:bookmarkEnd w:id="42"/>
-    </w:p>
-    <w:p>
-      <w:pPr>
-        <w:rPr>
-          <w:lang w:val="es-419" w:eastAsia="es-CO"/>
-        </w:rPr>
-      </w:pPr>
-      <w:r>
-        <w:rPr>
-          <w:lang w:val="es-419" w:eastAsia="es-CO"/>
-        </w:rPr>
-        <w:t>Las materias primas e insumos agrícolas son todos aquellos productos, materiales y recursos utilizados en las diferentes fases del proceso productivo, desde la preparación del terreno hasta la cosecha y poscosecha. En el marco de las BPA, la gestión de estos elementos busca garantizar la inocuidad, la sostenibilidad ambiental, la productividad y la seguridad del trabajador.</w:t>
+      <w:bookmarkEnd w:id="52"/>
+    </w:p>
+    <w:p>
+      <w:pPr>
+        <w:rPr>
+          <w:lang w:val="es-419" w:eastAsia="es-CO"/>
+        </w:rPr>
+      </w:pPr>
+      <w:r>
+        <w:rPr>
+          <w:lang w:val="es-419" w:eastAsia="es-CO"/>
+        </w:rPr>
+        <w:t xml:space="preserve">Las materias primas e insumos agrícolas son todos aquellos productos, materiales y recursos utilizados en las diferentes fases del proceso productivo, desde la preparación del terreno hasta la cosecha y </w:t>
+      </w:r>
+      <w:proofErr w:type="spellStart"/>
+      <w:r>
+        <w:rPr>
+          <w:lang w:val="es-419" w:eastAsia="es-CO"/>
+        </w:rPr>
+        <w:t>poscosecha</w:t>
+      </w:r>
+      <w:proofErr w:type="spellEnd"/>
+      <w:r>
+        <w:rPr>
+          <w:lang w:val="es-419" w:eastAsia="es-CO"/>
+        </w:rPr>
+        <w:t>. En el marco de las BPA, la gestión de estos elementos busca garantizar la inocuidad, la sostenibilidad ambiental, la productividad y la seguridad del trabajador.</w:t>
       </w:r>
     </w:p>
     <w:p>
@@ -8016,6 +8320,7 @@
           <w:lang w:val="es-419" w:eastAsia="es-CO"/>
         </w:rPr>
       </w:pPr>
+      <w:proofErr w:type="spellStart"/>
       <w:r>
         <w:rPr>
           <w:b/>
@@ -8024,6 +8329,7 @@
         </w:rPr>
         <w:t>Vitroplantas</w:t>
       </w:r>
+      <w:proofErr w:type="spellEnd"/>
       <w:r>
         <w:rPr>
           <w:lang w:val="es-419" w:eastAsia="es-CO"/>
@@ -8040,7 +8346,7 @@
         <w:rPr>
           <w:lang w:val="es-419" w:eastAsia="es-CO"/>
         </w:rPr>
-        <w:t xml:space="preserve"> por bio tecnología, libres de plagas y enfermedades.</w:t>
+        <w:t xml:space="preserve"> por biotecnología, libres de plagas y enfermedades.</w:t>
       </w:r>
     </w:p>
     <w:p>
@@ -8109,7 +8415,19 @@
         <w:rPr>
           <w:lang w:val="es-419" w:eastAsia="es-CO"/>
         </w:rPr>
-        <w:t>: urea, NPK (nitrógeno, fosforo y potasio) entre otros para suplir nutrientes.</w:t>
+        <w:t>: urea, NPK (nitrógeno, f</w:t>
+      </w:r>
+      <w:r>
+        <w:rPr>
+          <w:lang w:val="es-419" w:eastAsia="es-CO"/>
+        </w:rPr>
+        <w:t>ó</w:t>
+      </w:r>
+      <w:r>
+        <w:rPr>
+          <w:lang w:val="es-419" w:eastAsia="es-CO"/>
+        </w:rPr>
+        <w:t>sforo y potasio) entre otros para suplir nutrientes.</w:t>
       </w:r>
     </w:p>
     <w:p>
@@ -8175,7 +8493,21 @@
         <w:rPr>
           <w:lang w:val="es-419" w:eastAsia="es-CO"/>
         </w:rPr>
-        <w:t>: cal agrícola, yeso, domolita, usadas para corregir pH y mejorar la estructura del suelo.</w:t>
+        <w:t xml:space="preserve">: cal agrícola, yeso, </w:t>
+      </w:r>
+      <w:proofErr w:type="spellStart"/>
+      <w:r>
+        <w:rPr>
+          <w:lang w:val="es-419" w:eastAsia="es-CO"/>
+        </w:rPr>
+        <w:t>domolita</w:t>
+      </w:r>
+      <w:proofErr w:type="spellEnd"/>
+      <w:r>
+        <w:rPr>
+          <w:lang w:val="es-419" w:eastAsia="es-CO"/>
+        </w:rPr>
+        <w:t>, usadas para corregir pH y mejorar la estructura del suelo.</w:t>
       </w:r>
     </w:p>
     <w:p>
@@ -8193,8 +8525,18 @@
           <w:lang w:val="es-419" w:eastAsia="es-CO"/>
         </w:rPr>
         <w:lastRenderedPageBreak/>
-        <w:t>Plaguicidas y bioinsumos</w:t>
-      </w:r>
+        <w:t xml:space="preserve">Plaguicidas y </w:t>
+      </w:r>
+      <w:proofErr w:type="spellStart"/>
+      <w:r>
+        <w:rPr>
+          <w:b/>
+          <w:bCs/>
+          <w:lang w:val="es-419" w:eastAsia="es-CO"/>
+        </w:rPr>
+        <w:t>bioinsumos</w:t>
+      </w:r>
+      <w:proofErr w:type="spellEnd"/>
     </w:p>
     <w:p>
       <w:pPr>
@@ -8233,19 +8575,55 @@
           <w:lang w:val="es-419" w:eastAsia="es-CO"/>
         </w:rPr>
       </w:pPr>
-      <w:r>
-        <w:rPr>
-          <w:b/>
-          <w:bCs/>
-          <w:lang w:val="es-419" w:eastAsia="es-CO"/>
-        </w:rPr>
-        <w:t>Bioinsumos:</w:t>
-      </w:r>
-      <w:r>
-        <w:rPr>
-          <w:lang w:val="es-419" w:eastAsia="es-CO"/>
-        </w:rPr>
-        <w:t xml:space="preserve"> biocontroladores (hongos, bacterias benéficas extractos vegetales) que ayudan a reducir plagas y enfermedades.</w:t>
+      <w:proofErr w:type="spellStart"/>
+      <w:r>
+        <w:rPr>
+          <w:b/>
+          <w:bCs/>
+          <w:lang w:val="es-419" w:eastAsia="es-CO"/>
+        </w:rPr>
+        <w:t>Bioinsumos</w:t>
+      </w:r>
+      <w:proofErr w:type="spellEnd"/>
+      <w:r>
+        <w:rPr>
+          <w:b/>
+          <w:bCs/>
+          <w:lang w:val="es-419" w:eastAsia="es-CO"/>
+        </w:rPr>
+        <w:t>:</w:t>
+      </w:r>
+      <w:r>
+        <w:rPr>
+          <w:lang w:val="es-419" w:eastAsia="es-CO"/>
+        </w:rPr>
+        <w:t xml:space="preserve"> </w:t>
+      </w:r>
+      <w:proofErr w:type="spellStart"/>
+      <w:r>
+        <w:rPr>
+          <w:lang w:val="es-419" w:eastAsia="es-CO"/>
+        </w:rPr>
+        <w:t>biocontroladores</w:t>
+      </w:r>
+      <w:proofErr w:type="spellEnd"/>
+      <w:r>
+        <w:rPr>
+          <w:lang w:val="es-419" w:eastAsia="es-CO"/>
+        </w:rPr>
+        <w:t xml:space="preserve"> (hongos, bacterias benéficas</w:t>
+      </w:r>
+      <w:r>
+        <w:rPr>
+          <w:lang w:val="es-419" w:eastAsia="es-CO"/>
+        </w:rPr>
+        <w:t>,</w:t>
+      </w:r>
+      <w:r>
+        <w:rPr>
+          <w:lang w:val="es-419" w:eastAsia="es-CO"/>
+        </w:rPr>
+        <w:t xml:space="preserve"> extractos vegetales) que ayudan a reducir plagas y enfermedades.</w:t>
       </w:r>
     </w:p>
     <w:p>
@@ -8306,7 +8684,19 @@
         <w:rPr>
           <w:lang w:val="es-419" w:eastAsia="es-CO"/>
         </w:rPr>
-        <w:t>Es considerada una materia prima critica</w:t>
+        <w:t>Es considerada una materia prima cr</w:t>
+      </w:r>
+      <w:r>
+        <w:rPr>
+          <w:lang w:val="es-419" w:eastAsia="es-CO"/>
+        </w:rPr>
+        <w:t>í</w:t>
+      </w:r>
+      <w:r>
+        <w:rPr>
+          <w:lang w:val="es-419" w:eastAsia="es-CO"/>
+        </w:rPr>
+        <w:t>tica</w:t>
       </w:r>
       <w:r>
         <w:rPr>
@@ -8336,7 +8726,19 @@
         <w:rPr>
           <w:lang w:val="es-419" w:eastAsia="es-CO"/>
         </w:rPr>
-        <w:t>ebe provenir de fuentes limpias libre de contaminantes y cumplir parámetros de inocuidad establecidos por la NTC 5400 y estándares internacionales.</w:t>
+        <w:t>ebe provenir de fuentes limpias</w:t>
+      </w:r>
+      <w:r>
+        <w:rPr>
+          <w:lang w:val="es-419" w:eastAsia="es-CO"/>
+        </w:rPr>
+        <w:t>,</w:t>
+      </w:r>
+      <w:r>
+        <w:rPr>
+          <w:lang w:val="es-419" w:eastAsia="es-CO"/>
+        </w:rPr>
+        <w:t xml:space="preserve"> libre de contaminantes y cumplir parámetros de inocuidad establecidos por la NTC 5400 y estándares internacionales.</w:t>
       </w:r>
     </w:p>
     <w:p>
@@ -8395,7 +8797,19 @@
         <w:rPr>
           <w:lang w:val="es-419" w:eastAsia="es-CO"/>
         </w:rPr>
-        <w:t>: mezclas de tierra cascarilla de arroz, avena, usados para viveros.</w:t>
+        <w:t>: mezclas de tierra</w:t>
+      </w:r>
+      <w:r>
+        <w:rPr>
+          <w:lang w:val="es-419" w:eastAsia="es-CO"/>
+        </w:rPr>
+        <w:t>,</w:t>
+      </w:r>
+      <w:r>
+        <w:rPr>
+          <w:lang w:val="es-419" w:eastAsia="es-CO"/>
+        </w:rPr>
+        <w:t xml:space="preserve"> cascarilla de arroz, avena, usados para viveros.</w:t>
       </w:r>
     </w:p>
     <w:p>
@@ -8469,7 +8883,7 @@
       <w:pPr>
         <w:pStyle w:val="Ttulo1"/>
       </w:pPr>
-      <w:bookmarkStart w:id="43" w:name="_Toc212556961"/>
+      <w:bookmarkStart w:id="53" w:name="_Toc212974135"/>
       <w:r>
         <w:lastRenderedPageBreak/>
         <w:t>Agroquímicos</w:t>
@@ -8477,7 +8891,7 @@
       <w:r>
         <w:t xml:space="preserve"> y abonos orgánicos</w:t>
       </w:r>
-      <w:bookmarkEnd w:id="43"/>
+      <w:bookmarkEnd w:id="53"/>
     </w:p>
     <w:p>
       <w:pPr>
@@ -8801,7 +9215,19 @@
         <w:rPr>
           <w:lang w:val="es-419" w:eastAsia="es-CO"/>
         </w:rPr>
-        <w:t>esultado de la descomposición aeróbica de residuos orgánicos vegetales y animales, rico en materia orgánica estable.</w:t>
+        <w:t>esultado de la descomposición aeróbica de residuos orgánicos</w:t>
+      </w:r>
+      <w:r>
+        <w:rPr>
+          <w:lang w:val="es-419" w:eastAsia="es-CO"/>
+        </w:rPr>
+        <w:t>,</w:t>
+      </w:r>
+      <w:r>
+        <w:rPr>
+          <w:lang w:val="es-419" w:eastAsia="es-CO"/>
+        </w:rPr>
+        <w:t xml:space="preserve"> vegetales y animales, rico en materia orgánica estable.</w:t>
       </w:r>
     </w:p>
     <w:p>
@@ -8828,7 +9254,31 @@
         <w:rPr>
           <w:lang w:val="es-419" w:eastAsia="es-CO"/>
         </w:rPr>
-        <w:t>xcretas animales tratados, que aportan nitrógeno, fósforo y microorganismos benéficos.</w:t>
+        <w:t xml:space="preserve">xcretas </w:t>
+      </w:r>
+      <w:r>
+        <w:rPr>
+          <w:lang w:val="es-419" w:eastAsia="es-CO"/>
+        </w:rPr>
+        <w:t xml:space="preserve">de </w:t>
+      </w:r>
+      <w:r>
+        <w:rPr>
+          <w:lang w:val="es-419" w:eastAsia="es-CO"/>
+        </w:rPr>
+        <w:t>animales tratad</w:t>
+      </w:r>
+      <w:r>
+        <w:rPr>
+          <w:lang w:val="es-419" w:eastAsia="es-CO"/>
+        </w:rPr>
+        <w:t>a</w:t>
+      </w:r>
+      <w:r>
+        <w:rPr>
+          <w:lang w:val="es-419" w:eastAsia="es-CO"/>
+        </w:rPr>
+        <w:t>s, que aportan nitrógeno, fósforo y microorganismos benéficos.</w:t>
       </w:r>
     </w:p>
     <w:p>
@@ -8855,7 +9305,21 @@
         <w:rPr>
           <w:lang w:val="es-419" w:eastAsia="es-CO"/>
         </w:rPr>
-        <w:t>btenido de la acción de lombrices en procesos de vermicompostaje, con alta disponibilidad de nutrientes y microorganismos vivos.</w:t>
+        <w:t xml:space="preserve">btenido de la acción de lombrices en procesos de </w:t>
+      </w:r>
+      <w:proofErr w:type="spellStart"/>
+      <w:r>
+        <w:rPr>
+          <w:lang w:val="es-419" w:eastAsia="es-CO"/>
+        </w:rPr>
+        <w:t>vermicompostaje</w:t>
+      </w:r>
+      <w:proofErr w:type="spellEnd"/>
+      <w:r>
+        <w:rPr>
+          <w:lang w:val="es-419" w:eastAsia="es-CO"/>
+        </w:rPr>
+        <w:t>, con alta disponibilidad de nutrientes y microorganismos vivos.</w:t>
       </w:r>
     </w:p>
     <w:p>
@@ -8943,12 +9407,12 @@
       <w:pPr>
         <w:pStyle w:val="Ttulo1"/>
       </w:pPr>
-      <w:bookmarkStart w:id="44" w:name="_Toc212556962"/>
+      <w:bookmarkStart w:id="54" w:name="_Toc212974136"/>
       <w:r>
         <w:lastRenderedPageBreak/>
         <w:t>Plan de manejo ambiental</w:t>
       </w:r>
-      <w:bookmarkEnd w:id="44"/>
+      <w:bookmarkEnd w:id="54"/>
     </w:p>
     <w:p>
       <w:pPr>
@@ -9084,7 +9548,21 @@
         <w:rPr>
           <w:lang w:val="es-419" w:eastAsia="es-CO"/>
         </w:rPr>
-        <w:t>Analizar las actividades del ciclo productivo (siembra, fertilización, riego, control de plagas, cosecha y poscosecha).</w:t>
+        <w:t xml:space="preserve">Analizar las actividades del ciclo productivo (siembra, fertilización, riego, control de plagas, cosecha y </w:t>
+      </w:r>
+      <w:proofErr w:type="spellStart"/>
+      <w:r>
+        <w:rPr>
+          <w:lang w:val="es-419" w:eastAsia="es-CO"/>
+        </w:rPr>
+        <w:t>poscosecha</w:t>
+      </w:r>
+      <w:proofErr w:type="spellEnd"/>
+      <w:r>
+        <w:rPr>
+          <w:lang w:val="es-419" w:eastAsia="es-CO"/>
+        </w:rPr>
+        <w:t>).</w:t>
       </w:r>
     </w:p>
     <w:p>
@@ -9187,7 +9665,21 @@
         <w:rPr>
           <w:lang w:val="es-419" w:eastAsia="es-CO"/>
         </w:rPr>
-        <w:t>Garantizar un uso eficiente y responsable del agua en el riego y poscosecha.</w:t>
+        <w:t xml:space="preserve">Garantizar un uso eficiente y responsable del agua en el riego y </w:t>
+      </w:r>
+      <w:proofErr w:type="spellStart"/>
+      <w:r>
+        <w:rPr>
+          <w:lang w:val="es-419" w:eastAsia="es-CO"/>
+        </w:rPr>
+        <w:t>poscosecha</w:t>
+      </w:r>
+      <w:proofErr w:type="spellEnd"/>
+      <w:r>
+        <w:rPr>
+          <w:lang w:val="es-419" w:eastAsia="es-CO"/>
+        </w:rPr>
+        <w:t>.</w:t>
       </w:r>
     </w:p>
     <w:p>
@@ -9710,7 +10202,7 @@
       <w:pPr>
         <w:pStyle w:val="Titulosgenerales"/>
       </w:pPr>
-      <w:bookmarkStart w:id="45" w:name="_Toc212556963"/>
+      <w:bookmarkStart w:id="55" w:name="_Toc212974137"/>
       <w:r>
         <w:lastRenderedPageBreak/>
         <w:t>S</w:t>
@@ -9718,7 +10210,7 @@
       <w:r>
         <w:t>íntesis</w:t>
       </w:r>
-      <w:bookmarkEnd w:id="45"/>
+      <w:bookmarkEnd w:id="55"/>
       <w:r>
         <w:t xml:space="preserve"> </w:t>
       </w:r>
@@ -9758,6 +10250,7 @@
       </w:pPr>
       <w:r>
         <w:rPr>
+          <w:noProof/>
           <w:lang w:val="es-419" w:eastAsia="es-CO"/>
         </w:rPr>
         <w:lastRenderedPageBreak/>
@@ -9833,12 +10326,12 @@
       <w:pPr>
         <w:pStyle w:val="Titulosgenerales"/>
       </w:pPr>
-      <w:bookmarkStart w:id="46" w:name="_Toc212556964"/>
+      <w:bookmarkStart w:id="56" w:name="_Toc212974138"/>
       <w:r>
         <w:lastRenderedPageBreak/>
         <w:t>Glosario</w:t>
       </w:r>
-      <w:bookmarkEnd w:id="46"/>
+      <w:bookmarkEnd w:id="56"/>
     </w:p>
     <w:p>
       <w:pPr>
@@ -10330,6 +10823,7 @@
           <w:lang w:val="es-419"/>
         </w:rPr>
       </w:pPr>
+      <w:proofErr w:type="spellStart"/>
       <w:r>
         <w:rPr>
           <w:rFonts w:ascii="Calibri" w:hAnsi="Calibri" w:cs="Calibri"/>
@@ -10340,6 +10834,7 @@
         </w:rPr>
         <w:t>Vermicompostaje</w:t>
       </w:r>
+      <w:proofErr w:type="spellEnd"/>
       <w:r>
         <w:rPr>
           <w:rFonts w:ascii="Calibri" w:hAnsi="Calibri" w:cs="Calibri"/>
@@ -10433,12 +10928,12 @@
       <w:pPr>
         <w:pStyle w:val="Titulosgenerales"/>
       </w:pPr>
-      <w:bookmarkStart w:id="47" w:name="_Toc212556965"/>
+      <w:bookmarkStart w:id="57" w:name="_Toc212974139"/>
       <w:r>
         <w:lastRenderedPageBreak/>
         <w:t>Material complementario</w:t>
       </w:r>
-      <w:bookmarkEnd w:id="47"/>
+      <w:bookmarkEnd w:id="57"/>
     </w:p>
     <w:tbl>
       <w:tblPr>
@@ -10672,12 +11167,12 @@
       <w:pPr>
         <w:pStyle w:val="Titulosgenerales"/>
       </w:pPr>
-      <w:bookmarkStart w:id="48" w:name="_Toc212556966"/>
+      <w:bookmarkStart w:id="58" w:name="_Toc212974140"/>
       <w:r>
         <w:lastRenderedPageBreak/>
         <w:t>Referencias bibliográficas</w:t>
       </w:r>
-      <w:bookmarkEnd w:id="48"/>
+      <w:bookmarkEnd w:id="58"/>
       <w:r>
         <w:t xml:space="preserve"> </w:t>
       </w:r>
@@ -10840,95 +11335,36 @@
           <w:szCs w:val="28"/>
           <w:lang w:val="es-419"/>
         </w:rPr>
-        <w:t xml:space="preserve">FAO. (2011). Buenas </w:t>
-      </w:r>
-      <w:r>
-        <w:rPr>
-          <w:rFonts w:ascii="Calibri" w:hAnsi="Calibri" w:cs="Calibri"/>
-          <w:szCs w:val="28"/>
-          <w:lang w:val="es-419"/>
-        </w:rPr>
-        <w:t>p</w:t>
-      </w:r>
-      <w:r>
-        <w:rPr>
-          <w:rFonts w:ascii="Calibri" w:hAnsi="Calibri" w:cs="Calibri"/>
-          <w:szCs w:val="28"/>
-          <w:lang w:val="es-419"/>
-        </w:rPr>
-        <w:t xml:space="preserve">rácticas </w:t>
-      </w:r>
-      <w:r>
-        <w:rPr>
-          <w:rFonts w:ascii="Calibri" w:hAnsi="Calibri" w:cs="Calibri"/>
-          <w:szCs w:val="28"/>
-          <w:lang w:val="es-419"/>
-        </w:rPr>
-        <w:t>a</w:t>
-      </w:r>
-      <w:r>
-        <w:rPr>
-          <w:rFonts w:ascii="Calibri" w:hAnsi="Calibri" w:cs="Calibri"/>
-          <w:szCs w:val="28"/>
-          <w:lang w:val="es-419"/>
-        </w:rPr>
-        <w:t>grícolas (BPA): de la teoría a la práctica. Organización de las Naciones Unidas para la Alimentación y la Agricultura.</w:t>
-      </w:r>
-    </w:p>
-    <w:p>
-      <w:pPr>
-        <w:rPr>
-          <w:rFonts w:ascii="Calibri" w:hAnsi="Calibri" w:cs="Calibri"/>
-          <w:szCs w:val="28"/>
-          <w:lang w:val="es-419"/>
-        </w:rPr>
-      </w:pPr>
-      <w:r>
-        <w:rPr>
-          <w:rFonts w:ascii="Calibri" w:hAnsi="Calibri" w:cs="Calibri"/>
-          <w:szCs w:val="28"/>
-          <w:lang w:val="es-419"/>
-        </w:rPr>
-        <w:t xml:space="preserve"> </w:t>
-      </w:r>
+        <w:t xml:space="preserve">Instituto Colombiano Agropecuario (ICA). (2009). Mis buenas prácticas agrícolas: Guía para </w:t>
+      </w:r>
+      <w:proofErr w:type="spellStart"/>
+      <w:r>
+        <w:rPr>
+          <w:rFonts w:ascii="Calibri" w:hAnsi="Calibri" w:cs="Calibri"/>
+          <w:szCs w:val="28"/>
+          <w:lang w:val="es-419"/>
+        </w:rPr>
+        <w:t>agroempresarios</w:t>
+      </w:r>
+      <w:proofErr w:type="spellEnd"/>
+      <w:r>
+        <w:rPr>
+          <w:rFonts w:ascii="Calibri" w:hAnsi="Calibri" w:cs="Calibri"/>
+          <w:szCs w:val="28"/>
+          <w:lang w:val="es-419"/>
+        </w:rPr>
+        <w:t xml:space="preserve">. Bogotá, Colombia: Autor. </w:t>
+      </w:r>
+    </w:p>
+    <w:p>
+      <w:pPr>
+        <w:rPr>
+          <w:rFonts w:ascii="Calibri" w:hAnsi="Calibri" w:cs="Calibri"/>
+          <w:szCs w:val="28"/>
+          <w:lang w:val="es-419"/>
+        </w:rPr>
+      </w:pPr>
       <w:hyperlink r:id="rId17" w:history="1">
-        <w:r>
-          <w:rPr>
-            <w:rStyle w:val="Hipervnculo"/>
-            <w:rFonts w:ascii="Calibri" w:hAnsi="Calibri" w:cs="Calibri"/>
-            <w:szCs w:val="28"/>
-            <w:lang w:val="es-419"/>
-          </w:rPr>
-          <w:t>https://www.fao.org/4/a1374s/a1374s02.pdf</w:t>
-        </w:r>
-      </w:hyperlink>
-    </w:p>
-    <w:p>
-      <w:pPr>
-        <w:rPr>
-          <w:rFonts w:ascii="Calibri" w:hAnsi="Calibri" w:cs="Calibri"/>
-          <w:szCs w:val="28"/>
-          <w:lang w:val="es-419"/>
-        </w:rPr>
-      </w:pPr>
-      <w:r>
-        <w:rPr>
-          <w:rFonts w:ascii="Calibri" w:hAnsi="Calibri" w:cs="Calibri"/>
-          <w:szCs w:val="28"/>
-          <w:lang w:val="es-419"/>
-        </w:rPr>
-        <w:t xml:space="preserve">Instituto Colombiano Agropecuario (ICA). (2009). Mis buenas prácticas agrícolas: Guía para agroempresarios. Bogotá, Colombia: Autor. </w:t>
-      </w:r>
-    </w:p>
-    <w:p>
-      <w:pPr>
-        <w:rPr>
-          <w:rFonts w:ascii="Calibri" w:hAnsi="Calibri" w:cs="Calibri"/>
-          <w:szCs w:val="28"/>
-          <w:lang w:val="es-419"/>
-        </w:rPr>
-      </w:pPr>
-      <w:hyperlink r:id="rId18" w:history="1">
         <w:r>
           <w:rPr>
             <w:rStyle w:val="Hipervnculo"/>
@@ -11022,7 +11458,7 @@
         </w:rPr>
         <w:t xml:space="preserve"> </w:t>
       </w:r>
-      <w:hyperlink r:id="rId19" w:history="1">
+      <w:hyperlink r:id="rId18" w:history="1">
         <w:r>
           <w:rPr>
             <w:rStyle w:val="Hipervnculo"/>
@@ -11047,12 +11483,12 @@
       <w:pPr>
         <w:pStyle w:val="Titulosgenerales"/>
       </w:pPr>
-      <w:bookmarkStart w:id="49" w:name="_Toc212556967"/>
+      <w:bookmarkStart w:id="59" w:name="_Toc212974141"/>
       <w:r>
         <w:lastRenderedPageBreak/>
         <w:t>Créditos</w:t>
       </w:r>
-      <w:bookmarkEnd w:id="49"/>
+      <w:bookmarkEnd w:id="59"/>
     </w:p>
     <w:tbl>
       <w:tblPr>
@@ -11152,12 +11588,21 @@
                 <w:szCs w:val="24"/>
               </w:rPr>
             </w:pPr>
+            <w:proofErr w:type="spellStart"/>
             <w:r>
               <w:rPr>
                 <w:rFonts w:cs="Calibri"/>
                 <w:szCs w:val="24"/>
               </w:rPr>
-              <w:t>Milady Tatiana Villamil Castellanos</w:t>
+              <w:t>Milady</w:t>
+            </w:r>
+            <w:proofErr w:type="spellEnd"/>
+            <w:r>
+              <w:rPr>
+                <w:rFonts w:cs="Calibri"/>
+                <w:szCs w:val="24"/>
+              </w:rPr>
+              <w:t xml:space="preserve"> Tatiana Villamil Castellanos</w:t>
             </w:r>
           </w:p>
         </w:tc>
@@ -11418,8 +11863,17 @@
                 <w:rFonts w:cs="Calibri"/>
                 <w:szCs w:val="24"/>
               </w:rPr>
-              <w:t>Jair Coll Gallardo</w:t>
-            </w:r>
+              <w:t xml:space="preserve">Jair Coll </w:t>
+            </w:r>
+            <w:proofErr w:type="spellStart"/>
+            <w:r>
+              <w:rPr>
+                <w:rFonts w:cs="Calibri"/>
+                <w:szCs w:val="24"/>
+              </w:rPr>
+              <w:t>Gallardo</w:t>
+            </w:r>
+            <w:proofErr w:type="spellEnd"/>
           </w:p>
         </w:tc>
         <w:tc>
@@ -11874,7 +12328,23 @@
                 <w:rFonts w:cs="Calibri"/>
                 <w:szCs w:val="24"/>
               </w:rPr>
-              <w:t>Jonathan Adie Villafañe</w:t>
+              <w:t xml:space="preserve">Jonathan </w:t>
+            </w:r>
+            <w:proofErr w:type="spellStart"/>
+            <w:r>
+              <w:rPr>
+                <w:rFonts w:cs="Calibri"/>
+                <w:szCs w:val="24"/>
+              </w:rPr>
+              <w:t>Adie</w:t>
+            </w:r>
+            <w:proofErr w:type="spellEnd"/>
+            <w:r>
+              <w:rPr>
+                <w:rFonts w:cs="Calibri"/>
+                <w:szCs w:val="24"/>
+              </w:rPr>
+              <w:t xml:space="preserve"> Villafañe</w:t>
             </w:r>
           </w:p>
         </w:tc>
@@ -11942,8 +12412,17 @@
                 <w:rFonts w:cs="Calibri"/>
                 <w:szCs w:val="24"/>
               </w:rPr>
-              <w:t>Jairo Luis Valencia Ebratt</w:t>
-            </w:r>
+              <w:t xml:space="preserve">Jairo Luis Valencia </w:t>
+            </w:r>
+            <w:proofErr w:type="spellStart"/>
+            <w:r>
+              <w:rPr>
+                <w:rFonts w:cs="Calibri"/>
+                <w:szCs w:val="24"/>
+              </w:rPr>
+              <w:t>Ebratt</w:t>
+            </w:r>
+            <w:proofErr w:type="spellEnd"/>
           </w:p>
         </w:tc>
         <w:tc>
@@ -12002,8 +12481,8 @@
       </w:pPr>
     </w:p>
     <w:sectPr>
-      <w:headerReference w:type="default" r:id="rId20"/>
-      <w:footerReference w:type="default" r:id="rId21"/>
+      <w:headerReference w:type="default" r:id="rId19"/>
+      <w:footerReference w:type="default" r:id="rId20"/>
       <w:pgSz w:w="12240" w:h="15840"/>
       <w:pgMar w:top="1701" w:right="1134" w:bottom="1134" w:left="1134" w:header="709" w:footer="737" w:gutter="0"/>
       <w:pgNumType w:start="1"/>
@@ -18983,6 +19462,17 @@
 </file>
 
 <file path=customXml/item1.xml><?xml version="1.0" encoding="utf-8"?>
+<p:properties xmlns:p="http://schemas.microsoft.com/office/2006/metadata/properties" xmlns:xsi="http://www.w3.org/2001/XMLSchema-instance" xmlns:pc="http://schemas.microsoft.com/office/infopath/2007/PartnerControls">
+  <documentManagement>
+    <TaxCatchAll xmlns="adccf511-daff-4bcb-9072-914cedbf4c7e" xsi:nil="true"/>
+    <lcf76f155ced4ddcb4097134ff3c332f xmlns="a70d3c18-0869-45a1-9f75-4b4b8f0f32be">
+      <Terms xmlns="http://schemas.microsoft.com/office/infopath/2007/PartnerControls"/>
+    </lcf76f155ced4ddcb4097134ff3c332f>
+  </documentManagement>
+</p:properties>
+</file>
+
+<file path=customXml/item2.xml><?xml version="1.0" encoding="utf-8"?>
 <ct:contentTypeSchema xmlns:ct="http://schemas.microsoft.com/office/2006/metadata/contentType" xmlns:ma="http://schemas.microsoft.com/office/2006/metadata/properties/metaAttributes" ct:_="" ma:_="" ma:contentTypeName="Documento" ma:contentTypeID="0x010100FC2B1768DD5A774EB396CCAB0DE361C1" ma:contentTypeVersion="12" ma:contentTypeDescription="Crear nuevo documento." ma:contentTypeScope="" ma:versionID="d4a546b22d2924edabf51241cf3422b8">
   <xsd:schema xmlns:xsd="http://www.w3.org/2001/XMLSchema" xmlns:xs="http://www.w3.org/2001/XMLSchema" xmlns:p="http://schemas.microsoft.com/office/2006/metadata/properties" xmlns:ns2="a70d3c18-0869-45a1-9f75-4b4b8f0f32be" xmlns:ns3="adccf511-daff-4bcb-9072-914cedbf4c7e" targetNamespace="http://schemas.microsoft.com/office/2006/metadata/properties" ma:root="true" ma:fieldsID="e29002b2d9ca820e89c57fc59ec70c79" ns2:_="" ns3:_="">
     <xsd:import namespace="a70d3c18-0869-45a1-9f75-4b4b8f0f32be"/>
@@ -19183,7 +19673,7 @@
 </ct:contentTypeSchema>
 </file>
 
-<file path=customXml/item2.xml><?xml version="1.0" encoding="utf-8"?>
+<file path=customXml/item3.xml><?xml version="1.0" encoding="utf-8"?>
 <?mso-contentType ?>
 <FormTemplates xmlns="http://schemas.microsoft.com/sharepoint/v3/contenttype/forms">
   <Display>DocumentLibraryForm</Display>
@@ -19192,42 +19682,11 @@
 </FormTemplates>
 </file>
 
-<file path=customXml/item3.xml><?xml version="1.0" encoding="utf-8"?>
+<file path=customXml/item4.xml><?xml version="1.0" encoding="utf-8"?>
 <b:Sources xmlns:b="http://schemas.openxmlformats.org/officeDocument/2006/bibliography" xmlns="http://schemas.openxmlformats.org/officeDocument/2006/bibliography" SelectedStyle="\APASixthEditionOfficeOnline.xsl" StyleName="APA" Version="6"/>
 </file>
 
-<file path=customXml/item4.xml><?xml version="1.0" encoding="utf-8"?>
-<p:properties xmlns:p="http://schemas.microsoft.com/office/2006/metadata/properties" xmlns:xsi="http://www.w3.org/2001/XMLSchema-instance" xmlns:pc="http://schemas.microsoft.com/office/infopath/2007/PartnerControls">
-  <documentManagement>
-    <TaxCatchAll xmlns="adccf511-daff-4bcb-9072-914cedbf4c7e" xsi:nil="true"/>
-    <lcf76f155ced4ddcb4097134ff3c332f xmlns="a70d3c18-0869-45a1-9f75-4b4b8f0f32be">
-      <Terms xmlns="http://schemas.microsoft.com/office/infopath/2007/PartnerControls"/>
-    </lcf76f155ced4ddcb4097134ff3c332f>
-  </documentManagement>
-</p:properties>
-</file>
-
 <file path=customXml/itemProps1.xml><?xml version="1.0" encoding="utf-8"?>
-<ds:datastoreItem xmlns:ds="http://schemas.openxmlformats.org/officeDocument/2006/customXml" ds:itemID="{B8D91391-C1FF-4F03-BD27-64AD37FCCB94}"/>
-</file>
-
-<file path=customXml/itemProps2.xml><?xml version="1.0" encoding="utf-8"?>
-<ds:datastoreItem xmlns:ds="http://schemas.openxmlformats.org/officeDocument/2006/customXml" ds:itemID="{81CBDEC1-3B00-44ED-AD36-0268077980BA}">
-  <ds:schemaRefs>
-    <ds:schemaRef ds:uri="http://schemas.microsoft.com/sharepoint/v3/contenttype/forms"/>
-  </ds:schemaRefs>
-</ds:datastoreItem>
-</file>
-
-<file path=customXml/itemProps3.xml><?xml version="1.0" encoding="utf-8"?>
-<ds:datastoreItem xmlns:ds="http://schemas.openxmlformats.org/officeDocument/2006/customXml" ds:itemID="{E8AB44A3-7C62-4BD2-82ED-8ABC209970FA}">
-  <ds:schemaRefs>
-    <ds:schemaRef ds:uri="http://schemas.openxmlformats.org/officeDocument/2006/bibliography"/>
-  </ds:schemaRefs>
-</ds:datastoreItem>
-</file>
-
-<file path=customXml/itemProps4.xml><?xml version="1.0" encoding="utf-8"?>
 <ds:datastoreItem xmlns:ds="http://schemas.openxmlformats.org/officeDocument/2006/customXml" ds:itemID="{6929C9FE-9F22-4B98-96EF-1B541B3BD0B2}">
   <ds:schemaRefs>
     <ds:schemaRef ds:uri="http://schemas.microsoft.com/office/2006/metadata/properties"/>
@@ -19236,4 +19695,24 @@
     <ds:schemaRef ds:uri="a70d3c18-0869-45a1-9f75-4b4b8f0f32be"/>
   </ds:schemaRefs>
 </ds:datastoreItem>
+</file>
+
+<file path=customXml/itemProps2.xml><?xml version="1.0" encoding="utf-8"?>
+<ds:datastoreItem xmlns:ds="http://schemas.openxmlformats.org/officeDocument/2006/customXml" ds:itemID="{4B1D3A78-537B-4480-ADE0-3781D46321E7}"/>
+</file>
+
+<file path=customXml/itemProps3.xml><?xml version="1.0" encoding="utf-8"?>
+<ds:datastoreItem xmlns:ds="http://schemas.openxmlformats.org/officeDocument/2006/customXml" ds:itemID="{81CBDEC1-3B00-44ED-AD36-0268077980BA}">
+  <ds:schemaRefs>
+    <ds:schemaRef ds:uri="http://schemas.microsoft.com/sharepoint/v3/contenttype/forms"/>
+  </ds:schemaRefs>
+</ds:datastoreItem>
+</file>
+
+<file path=customXml/itemProps4.xml><?xml version="1.0" encoding="utf-8"?>
+<ds:datastoreItem xmlns:ds="http://schemas.openxmlformats.org/officeDocument/2006/customXml" ds:itemID="{E8AB44A3-7C62-4BD2-82ED-8ABC209970FA}">
+  <ds:schemaRefs>
+    <ds:schemaRef ds:uri="http://schemas.openxmlformats.org/officeDocument/2006/bibliography"/>
+  </ds:schemaRefs>
+</ds:datastoreItem>
 </file>
--- a/fuentes/CFA1_73311548_DU.docx
+++ b/fuentes/CFA1_73311548_DU.docx
@@ -85,7 +85,7 @@
               </wp:anchor>
             </w:drawing>
           </mc:Choice>
-          <mc:Fallback xmlns:oel="http://schemas.microsoft.com/office/2019/extlst" xmlns:w16du="http://schemas.microsoft.com/office/word/2023/wordml/word16du" xmlns:w16sdtfl="http://schemas.microsoft.com/office/word/2024/wordml/sdtformatlock">
+          <mc:Fallback xmlns:w16sdtfl="http://schemas.microsoft.com/office/word/2024/wordml/sdtformatlock" xmlns:w16du="http://schemas.microsoft.com/office/word/2023/wordml/word16du" xmlns:oel="http://schemas.microsoft.com/office/2019/extlst">
             <w:pict>
               <v:rect w14:anchorId="4E7873B1" id="Rectángulo 3" o:spid="_x0000_s1026" alt="&quot;&quot;" style="position:absolute;margin-left:-54pt;margin-top:31.65pt;width:613.85pt;height:204pt;z-index:-251655168;visibility:visible;mso-wrap-style:square;mso-height-percent:0;mso-wrap-distance-left:9pt;mso-wrap-distance-top:0;mso-wrap-distance-right:9pt;mso-wrap-distance-bottom:0;mso-position-horizontal:absolute;mso-position-horizontal-relative:text;mso-position-vertical:absolute;mso-position-vertical-relative:text;mso-height-percent:0;mso-height-relative:margin;v-text-anchor:middle" o:gfxdata="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" fillcolor="#00314d" stroked="f" strokeweight="1pt"/>
             </w:pict>
@@ -11588,21 +11588,12 @@
                 <w:szCs w:val="24"/>
               </w:rPr>
             </w:pPr>
-            <w:proofErr w:type="spellStart"/>
             <w:r>
               <w:rPr>
                 <w:rFonts w:cs="Calibri"/>
                 <w:szCs w:val="24"/>
               </w:rPr>
-              <w:t>Milady</w:t>
-            </w:r>
-            <w:proofErr w:type="spellEnd"/>
-            <w:r>
-              <w:rPr>
-                <w:rFonts w:cs="Calibri"/>
-                <w:szCs w:val="24"/>
-              </w:rPr>
-              <w:t xml:space="preserve"> Tatiana Villamil Castellanos</w:t>
+              <w:t>Milady Tatiana Villamil Castellanos</w:t>
             </w:r>
           </w:p>
         </w:tc>
@@ -11863,17 +11854,8 @@
                 <w:rFonts w:cs="Calibri"/>
                 <w:szCs w:val="24"/>
               </w:rPr>
-              <w:t xml:space="preserve">Jair Coll </w:t>
-            </w:r>
-            <w:proofErr w:type="spellStart"/>
-            <w:r>
-              <w:rPr>
-                <w:rFonts w:cs="Calibri"/>
-                <w:szCs w:val="24"/>
-              </w:rPr>
-              <w:t>Gallardo</w:t>
-            </w:r>
-            <w:proofErr w:type="spellEnd"/>
+              <w:t>Jair Coll Gallardo</w:t>
+            </w:r>
           </w:p>
         </w:tc>
         <w:tc>
@@ -12056,6 +12038,14 @@
                 <w:szCs w:val="24"/>
               </w:rPr>
               <w:t>full stack</w:t>
+            </w:r>
+            <w:r>
+              <w:rPr>
+                <w:rStyle w:val="Extranjerismo"/>
+                <w:rFonts w:cs="Calibri"/>
+                <w:szCs w:val="24"/>
+              </w:rPr>
+              <w:t xml:space="preserve"> junior</w:t>
             </w:r>
           </w:p>
         </w:tc>
@@ -19462,17 +19452,19 @@
 </file>
 
 <file path=customXml/item1.xml><?xml version="1.0" encoding="utf-8"?>
-<p:properties xmlns:p="http://schemas.microsoft.com/office/2006/metadata/properties" xmlns:xsi="http://www.w3.org/2001/XMLSchema-instance" xmlns:pc="http://schemas.microsoft.com/office/infopath/2007/PartnerControls">
-  <documentManagement>
-    <TaxCatchAll xmlns="adccf511-daff-4bcb-9072-914cedbf4c7e" xsi:nil="true"/>
-    <lcf76f155ced4ddcb4097134ff3c332f xmlns="a70d3c18-0869-45a1-9f75-4b4b8f0f32be">
-      <Terms xmlns="http://schemas.microsoft.com/office/infopath/2007/PartnerControls"/>
-    </lcf76f155ced4ddcb4097134ff3c332f>
-  </documentManagement>
-</p:properties>
+<b:Sources xmlns:b="http://schemas.openxmlformats.org/officeDocument/2006/bibliography" xmlns="http://schemas.openxmlformats.org/officeDocument/2006/bibliography" SelectedStyle="\APASixthEditionOfficeOnline.xsl" StyleName="APA" Version="6"/>
 </file>
 
 <file path=customXml/item2.xml><?xml version="1.0" encoding="utf-8"?>
+<?mso-contentType ?>
+<FormTemplates xmlns="http://schemas.microsoft.com/sharepoint/v3/contenttype/forms">
+  <Display>DocumentLibraryForm</Display>
+  <Edit>DocumentLibraryForm</Edit>
+  <New>DocumentLibraryForm</New>
+</FormTemplates>
+</file>
+
+<file path=customXml/item3.xml><?xml version="1.0" encoding="utf-8"?>
 <ct:contentTypeSchema xmlns:ct="http://schemas.microsoft.com/office/2006/metadata/contentType" xmlns:ma="http://schemas.microsoft.com/office/2006/metadata/properties/metaAttributes" ct:_="" ma:_="" ma:contentTypeName="Documento" ma:contentTypeID="0x010100FC2B1768DD5A774EB396CCAB0DE361C1" ma:contentTypeVersion="12" ma:contentTypeDescription="Crear nuevo documento." ma:contentTypeScope="" ma:versionID="d4a546b22d2924edabf51241cf3422b8">
   <xsd:schema xmlns:xsd="http://www.w3.org/2001/XMLSchema" xmlns:xs="http://www.w3.org/2001/XMLSchema" xmlns:p="http://schemas.microsoft.com/office/2006/metadata/properties" xmlns:ns2="a70d3c18-0869-45a1-9f75-4b4b8f0f32be" xmlns:ns3="adccf511-daff-4bcb-9072-914cedbf4c7e" targetNamespace="http://schemas.microsoft.com/office/2006/metadata/properties" ma:root="true" ma:fieldsID="e29002b2d9ca820e89c57fc59ec70c79" ns2:_="" ns3:_="">
     <xsd:import namespace="a70d3c18-0869-45a1-9f75-4b4b8f0f32be"/>
@@ -19673,20 +19665,38 @@
 </ct:contentTypeSchema>
 </file>
 
-<file path=customXml/item3.xml><?xml version="1.0" encoding="utf-8"?>
-<?mso-contentType ?>
-<FormTemplates xmlns="http://schemas.microsoft.com/sharepoint/v3/contenttype/forms">
-  <Display>DocumentLibraryForm</Display>
-  <Edit>DocumentLibraryForm</Edit>
-  <New>DocumentLibraryForm</New>
-</FormTemplates>
-</file>
-
 <file path=customXml/item4.xml><?xml version="1.0" encoding="utf-8"?>
-<b:Sources xmlns:b="http://schemas.openxmlformats.org/officeDocument/2006/bibliography" xmlns="http://schemas.openxmlformats.org/officeDocument/2006/bibliography" SelectedStyle="\APASixthEditionOfficeOnline.xsl" StyleName="APA" Version="6"/>
+<p:properties xmlns:p="http://schemas.microsoft.com/office/2006/metadata/properties" xmlns:xsi="http://www.w3.org/2001/XMLSchema-instance" xmlns:pc="http://schemas.microsoft.com/office/infopath/2007/PartnerControls">
+  <documentManagement>
+    <TaxCatchAll xmlns="adccf511-daff-4bcb-9072-914cedbf4c7e" xsi:nil="true"/>
+    <lcf76f155ced4ddcb4097134ff3c332f xmlns="a70d3c18-0869-45a1-9f75-4b4b8f0f32be">
+      <Terms xmlns="http://schemas.microsoft.com/office/infopath/2007/PartnerControls"/>
+    </lcf76f155ced4ddcb4097134ff3c332f>
+  </documentManagement>
+</p:properties>
 </file>
 
 <file path=customXml/itemProps1.xml><?xml version="1.0" encoding="utf-8"?>
+<ds:datastoreItem xmlns:ds="http://schemas.openxmlformats.org/officeDocument/2006/customXml" ds:itemID="{E8AB44A3-7C62-4BD2-82ED-8ABC209970FA}">
+  <ds:schemaRefs>
+    <ds:schemaRef ds:uri="http://schemas.openxmlformats.org/officeDocument/2006/bibliography"/>
+  </ds:schemaRefs>
+</ds:datastoreItem>
+</file>
+
+<file path=customXml/itemProps2.xml><?xml version="1.0" encoding="utf-8"?>
+<ds:datastoreItem xmlns:ds="http://schemas.openxmlformats.org/officeDocument/2006/customXml" ds:itemID="{81CBDEC1-3B00-44ED-AD36-0268077980BA}">
+  <ds:schemaRefs>
+    <ds:schemaRef ds:uri="http://schemas.microsoft.com/sharepoint/v3/contenttype/forms"/>
+  </ds:schemaRefs>
+</ds:datastoreItem>
+</file>
+
+<file path=customXml/itemProps3.xml><?xml version="1.0" encoding="utf-8"?>
+<ds:datastoreItem xmlns:ds="http://schemas.openxmlformats.org/officeDocument/2006/customXml" ds:itemID="{EDFD008B-655D-43A4-9BFC-07406E03E62B}"/>
+</file>
+
+<file path=customXml/itemProps4.xml><?xml version="1.0" encoding="utf-8"?>
 <ds:datastoreItem xmlns:ds="http://schemas.openxmlformats.org/officeDocument/2006/customXml" ds:itemID="{6929C9FE-9F22-4B98-96EF-1B541B3BD0B2}">
   <ds:schemaRefs>
     <ds:schemaRef ds:uri="http://schemas.microsoft.com/office/2006/metadata/properties"/>
@@ -19695,24 +19705,4 @@
     <ds:schemaRef ds:uri="a70d3c18-0869-45a1-9f75-4b4b8f0f32be"/>
   </ds:schemaRefs>
 </ds:datastoreItem>
-</file>
-
-<file path=customXml/itemProps2.xml><?xml version="1.0" encoding="utf-8"?>
-<ds:datastoreItem xmlns:ds="http://schemas.openxmlformats.org/officeDocument/2006/customXml" ds:itemID="{4B1D3A78-537B-4480-ADE0-3781D46321E7}"/>
-</file>
-
-<file path=customXml/itemProps3.xml><?xml version="1.0" encoding="utf-8"?>
-<ds:datastoreItem xmlns:ds="http://schemas.openxmlformats.org/officeDocument/2006/customXml" ds:itemID="{81CBDEC1-3B00-44ED-AD36-0268077980BA}">
-  <ds:schemaRefs>
-    <ds:schemaRef ds:uri="http://schemas.microsoft.com/sharepoint/v3/contenttype/forms"/>
-  </ds:schemaRefs>
-</ds:datastoreItem>
-</file>
-
-<file path=customXml/itemProps4.xml><?xml version="1.0" encoding="utf-8"?>
-<ds:datastoreItem xmlns:ds="http://schemas.openxmlformats.org/officeDocument/2006/customXml" ds:itemID="{E8AB44A3-7C62-4BD2-82ED-8ABC209970FA}">
-  <ds:schemaRefs>
-    <ds:schemaRef ds:uri="http://schemas.openxmlformats.org/officeDocument/2006/bibliography"/>
-  </ds:schemaRefs>
-</ds:datastoreItem>
 </file>